--- a/Volume 1/Chapter 03 - File Handling/SPA_Vol1_Ch3_Lesson3_6_Delete_File.docx
+++ b/Volume 1/Chapter 03 - File Handling/SPA_Vol1_Ch3_Lesson3_6_Delete_File.docx
@@ -949,7 +949,7 @@
         <w:keepNext/>
       </w:pPr>
       <w:r>
-        <w:t>Save each source and supporting file from this lesson into the matching path in the project layout. As in Chapter 1, notepad .\c\basic_delete_file.c creates and opens one: choose Yes, type the file, save it with Ctrl+S, and close Notepad. Then install the TypeScript compiler for this project.</w:t>
+        <w:t>Next, let the tools create each project's settings file, as in Chapter 1. Remember, -o names the project folder: dotnet new console -o makes a C# project there, with a .csproj file and a starter Program.cs, which you replace with this lesson's code in the C# section. Remember, go.mod makes the folder a module: go mod init writes it, and its go line shows the Go version you have installed.</w:t>
       </w:r>
     </w:p>
     <w:p>
@@ -960,9 +960,298 @@
     <w:p>
       <w:pPr>
         <w:pStyle w:val="CommandBlock"/>
-      </w:pPr>
-      <w:r>
-        <w:t>npm --prefix .\typescript install --ignore-scripts --no-audit --no-fund</w:t>
+        <w:keepNext/>
+      </w:pPr>
+      <w:r>
+        <w:t>dotnet new console -o .\csharp\BasicDeleteFile</w:t>
+      </w:r>
+    </w:p>
+    <w:p>
+      <w:pPr>
+        <w:pStyle w:val="CommandBlock"/>
+        <w:keepNext/>
+      </w:pPr>
+      <w:r>
+        <w:t>dotnet new console -o .\csharp\DeleteFile</w:t>
+      </w:r>
+    </w:p>
+    <w:p>
+      <w:pPr>
+        <w:pStyle w:val="CommandBlock"/>
+      </w:pPr>
+      <w:r>
+        <w:t>go -C .\go mod init example.com/deletefile</w:t>
+      </w:r>
+    </w:p>
+    <w:p>
+      <w:pPr>
+        <w:keepNext/>
+      </w:pPr>
+    </w:p>
+    <w:p>
+      <w:pPr>
+        <w:keepNext/>
+      </w:pPr>
+      <w:r>
+        <w:t>Then make the TypeScript project's package.json and install its compiler. Remember, npm init -y, npm pkg, then npm install: Push-Location moves into .\typescript first, because npm init ignores --prefix, and Pop-Location moves back to lesson-3.6.</w:t>
+      </w:r>
+    </w:p>
+    <w:p>
+      <w:pPr>
+        <w:keepNext/>
+      </w:pPr>
+    </w:p>
+    <w:p>
+      <w:pPr>
+        <w:pStyle w:val="CommandBlock"/>
+        <w:keepNext/>
+      </w:pPr>
+      <w:r>
+        <w:t>Push-Location .\typescript</w:t>
+      </w:r>
+    </w:p>
+    <w:p>
+      <w:pPr>
+        <w:pStyle w:val="CommandBlock"/>
+        <w:keepNext/>
+      </w:pPr>
+      <w:r>
+        <w:t>npm init -y</w:t>
+      </w:r>
+    </w:p>
+    <w:p>
+      <w:pPr>
+        <w:pStyle w:val="CommandBlock"/>
+        <w:keepNext/>
+      </w:pPr>
+      <w:r>
+        <w:t>npm pkg set name=delete-file-typescript type=module</w:t>
+      </w:r>
+    </w:p>
+    <w:p>
+      <w:pPr>
+        <w:pStyle w:val="CommandBlock"/>
+        <w:keepNext/>
+      </w:pPr>
+      <w:r>
+        <w:t>npm pkg set private=true --json</w:t>
+      </w:r>
+    </w:p>
+    <w:p>
+      <w:pPr>
+        <w:pStyle w:val="CommandBlock"/>
+        <w:keepNext/>
+      </w:pPr>
+      <w:r>
+        <w:t>npm pkg set "scripts.check=tsc --noEmit" "scripts.build=tsc --noEmitOnError"</w:t>
+      </w:r>
+    </w:p>
+    <w:p>
+      <w:pPr>
+        <w:pStyle w:val="CommandBlock"/>
+        <w:keepNext/>
+      </w:pPr>
+      <w:r>
+        <w:t>npm pkg delete version description main keywords author license scripts.test</w:t>
+      </w:r>
+    </w:p>
+    <w:p>
+      <w:pPr>
+        <w:pStyle w:val="CommandBlock"/>
+        <w:keepNext/>
+      </w:pPr>
+      <w:r>
+        <w:t>npm install --save-dev --save-exact typescript@7.0.2 @types/node@24.13.5 `</w:t>
+      </w:r>
+    </w:p>
+    <w:p>
+      <w:pPr>
+        <w:pStyle w:val="CommandBlock"/>
+        <w:keepNext/>
+      </w:pPr>
+      <w:r>
+        <w:t xml:space="preserve">    --ignore-scripts --no-audit --no-fund</w:t>
+      </w:r>
+    </w:p>
+    <w:p>
+      <w:pPr>
+        <w:pStyle w:val="CommandBlock"/>
+      </w:pPr>
+      <w:r>
+        <w:t>Pop-Location</w:t>
+      </w:r>
+    </w:p>
+    <w:p>
+      <w:pPr>
+        <w:keepNext/>
+      </w:pPr>
+    </w:p>
+    <w:p>
+      <w:r>
+        <w:t>Then type the TypeScript compiler settings. As in Chapter 1, notepad .\typescript\tsconfig.json creates and opens the file: choose Yes, type the file, save it with Ctrl+S, and close Notepad.</w:t>
+      </w:r>
+    </w:p>
+    <w:p>
+      <w:pPr>
+        <w:keepNext/>
+      </w:pPr>
+    </w:p>
+    <w:p>
+      <w:pPr>
+        <w:pStyle w:val="Heading3"/>
+      </w:pPr>
+      <w:r>
+        <w:t>typescript/tsconfig.json</w:t>
+      </w:r>
+    </w:p>
+    <w:p>
+      <w:pPr>
+        <w:pStyle w:val="SourceCode"/>
+        <w:keepNext/>
+      </w:pPr>
+      <w:r>
+        <w:t>{</w:t>
+      </w:r>
+    </w:p>
+    <w:p>
+      <w:pPr>
+        <w:pStyle w:val="SourceCode"/>
+        <w:keepNext/>
+      </w:pPr>
+      <w:r>
+        <w:t xml:space="preserve">  "compilerOptions": {</w:t>
+      </w:r>
+    </w:p>
+    <w:p>
+      <w:pPr>
+        <w:pStyle w:val="SourceCode"/>
+      </w:pPr>
+      <w:r>
+        <w:t xml:space="preserve">    "target": "ES2022",</w:t>
+      </w:r>
+    </w:p>
+    <w:p>
+      <w:pPr>
+        <w:pStyle w:val="SourceCode"/>
+      </w:pPr>
+      <w:r>
+        <w:t xml:space="preserve">    "module": "NodeNext",</w:t>
+      </w:r>
+    </w:p>
+    <w:p>
+      <w:pPr>
+        <w:pStyle w:val="SourceCode"/>
+      </w:pPr>
+      <w:r>
+        <w:t xml:space="preserve">    "moduleResolution": "NodeNext",</w:t>
+      </w:r>
+    </w:p>
+    <w:p>
+      <w:pPr>
+        <w:pStyle w:val="SourceCode"/>
+      </w:pPr>
+      <w:r>
+        <w:t xml:space="preserve">    "rootDir": "src",</w:t>
+      </w:r>
+    </w:p>
+    <w:p>
+      <w:pPr>
+        <w:pStyle w:val="SourceCode"/>
+      </w:pPr>
+      <w:r>
+        <w:t xml:space="preserve">    "outDir": "dist",</w:t>
+      </w:r>
+    </w:p>
+    <w:p>
+      <w:pPr>
+        <w:pStyle w:val="SourceCode"/>
+      </w:pPr>
+      <w:r>
+        <w:t xml:space="preserve">    "strict": true,</w:t>
+      </w:r>
+    </w:p>
+    <w:p>
+      <w:pPr>
+        <w:pStyle w:val="SourceCode"/>
+      </w:pPr>
+      <w:r>
+        <w:t xml:space="preserve">    "types": [</w:t>
+      </w:r>
+    </w:p>
+    <w:p>
+      <w:pPr>
+        <w:pStyle w:val="SourceCode"/>
+      </w:pPr>
+      <w:r>
+        <w:t xml:space="preserve">      "node"</w:t>
+      </w:r>
+    </w:p>
+    <w:p>
+      <w:pPr>
+        <w:pStyle w:val="SourceCode"/>
+      </w:pPr>
+      <w:r>
+        <w:t xml:space="preserve">    ],</w:t>
+      </w:r>
+    </w:p>
+    <w:p>
+      <w:pPr>
+        <w:pStyle w:val="SourceCode"/>
+      </w:pPr>
+      <w:r>
+        <w:t xml:space="preserve">    "moduleDetection": "force"</w:t>
+      </w:r>
+    </w:p>
+    <w:p>
+      <w:pPr>
+        <w:pStyle w:val="SourceCode"/>
+      </w:pPr>
+      <w:r>
+        <w:t xml:space="preserve">  },</w:t>
+      </w:r>
+    </w:p>
+    <w:p>
+      <w:pPr>
+        <w:pStyle w:val="SourceCode"/>
+      </w:pPr>
+      <w:r>
+        <w:t xml:space="preserve">  "include": [</w:t>
+      </w:r>
+    </w:p>
+    <w:p>
+      <w:pPr>
+        <w:pStyle w:val="SourceCode"/>
+        <w:keepNext/>
+      </w:pPr>
+      <w:r>
+        <w:t xml:space="preserve">    "src/**/*.ts"</w:t>
+      </w:r>
+    </w:p>
+    <w:p>
+      <w:pPr>
+        <w:pStyle w:val="SourceCode"/>
+        <w:keepNext/>
+      </w:pPr>
+      <w:r>
+        <w:t xml:space="preserve">  ]</w:t>
+      </w:r>
+    </w:p>
+    <w:p>
+      <w:pPr>
+        <w:pStyle w:val="SourceCode"/>
+      </w:pPr>
+      <w:r>
+        <w:t>}</w:t>
+      </w:r>
+    </w:p>
+    <w:p>
+      <w:pPr>
+        <w:keepNext/>
+      </w:pPr>
+    </w:p>
+    <w:p>
+      <w:r>
+        <w:t>You save each source file in its language's section below, as each is shown, the same way.</w:t>
       </w:r>
     </w:p>
     <w:p>
@@ -1032,7 +1321,7 @@
         <w:keepNext/>
       </w:pPr>
       <w:r>
-        <w:t>Save each source and supporting file from this lesson into the matching path in the project layout. As in Chapter 1, nano ./c/basic_delete_file.c creates and opens one: type the file, then save and close it with Ctrl+O, Enter, then Ctrl+X. Then install the TypeScript compiler for this project.</w:t>
+        <w:t>Then create the C#, Go, and TypeScript project files with the same commands as on Windows; cd moves into ./typescript for the npm lines, and cd .. moves back.</w:t>
       </w:r>
     </w:p>
     <w:p>
@@ -1043,9 +1332,118 @@
     <w:p>
       <w:pPr>
         <w:pStyle w:val="CommandBlock"/>
-      </w:pPr>
-      <w:r>
-        <w:t>npm --prefix ./typescript install --ignore-scripts --no-audit --no-fund</w:t>
+        <w:keepNext/>
+      </w:pPr>
+      <w:r>
+        <w:t>dotnet new console -o ./csharp/BasicDeleteFile</w:t>
+      </w:r>
+    </w:p>
+    <w:p>
+      <w:pPr>
+        <w:pStyle w:val="CommandBlock"/>
+        <w:keepNext/>
+      </w:pPr>
+      <w:r>
+        <w:t>dotnet new console -o ./csharp/DeleteFile</w:t>
+      </w:r>
+    </w:p>
+    <w:p>
+      <w:pPr>
+        <w:pStyle w:val="CommandBlock"/>
+        <w:keepNext/>
+      </w:pPr>
+      <w:r>
+        <w:t>go -C ./go mod init example.com/deletefile</w:t>
+      </w:r>
+    </w:p>
+    <w:p>
+      <w:pPr>
+        <w:pStyle w:val="CommandBlock"/>
+        <w:keepNext/>
+      </w:pPr>
+      <w:r>
+        <w:t>cd ./typescript</w:t>
+      </w:r>
+    </w:p>
+    <w:p>
+      <w:pPr>
+        <w:pStyle w:val="CommandBlock"/>
+        <w:keepNext/>
+      </w:pPr>
+      <w:r>
+        <w:t>npm init -y</w:t>
+      </w:r>
+    </w:p>
+    <w:p>
+      <w:pPr>
+        <w:pStyle w:val="CommandBlock"/>
+        <w:keepNext/>
+      </w:pPr>
+      <w:r>
+        <w:t>npm pkg set name=delete-file-typescript type=module</w:t>
+      </w:r>
+    </w:p>
+    <w:p>
+      <w:pPr>
+        <w:pStyle w:val="CommandBlock"/>
+        <w:keepNext/>
+      </w:pPr>
+      <w:r>
+        <w:t>npm pkg set private=true --json</w:t>
+      </w:r>
+    </w:p>
+    <w:p>
+      <w:pPr>
+        <w:pStyle w:val="CommandBlock"/>
+        <w:keepNext/>
+      </w:pPr>
+      <w:r>
+        <w:t>npm pkg set "scripts.check=tsc --noEmit" "scripts.build=tsc --noEmitOnError"</w:t>
+      </w:r>
+    </w:p>
+    <w:p>
+      <w:pPr>
+        <w:pStyle w:val="CommandBlock"/>
+        <w:keepNext/>
+      </w:pPr>
+      <w:r>
+        <w:t>npm pkg delete version description main keywords author license scripts.test</w:t>
+      </w:r>
+    </w:p>
+    <w:p>
+      <w:pPr>
+        <w:pStyle w:val="CommandBlock"/>
+        <w:keepNext/>
+      </w:pPr>
+      <w:r>
+        <w:t>npm install --save-dev --save-exact typescript@7.0.2 @types/node@24.13.5 \</w:t>
+      </w:r>
+    </w:p>
+    <w:p>
+      <w:pPr>
+        <w:pStyle w:val="CommandBlock"/>
+        <w:keepNext/>
+      </w:pPr>
+      <w:r>
+        <w:t xml:space="preserve">    --ignore-scripts --no-audit --no-fund</w:t>
+      </w:r>
+    </w:p>
+    <w:p>
+      <w:pPr>
+        <w:pStyle w:val="CommandBlock"/>
+      </w:pPr>
+      <w:r>
+        <w:t>cd ..</w:t>
+      </w:r>
+    </w:p>
+    <w:p>
+      <w:pPr>
+        <w:keepNext/>
+      </w:pPr>
+    </w:p>
+    <w:p>
+      <w:r>
+        <w:t>Type typescript/tsconfig.json exactly as shown in the Windows setup. You save each source file in its language's section below, as each is shown. As in Chapter 1, nano ./c/basic_delete_file.c creates and opens one: type the file, then save and close it with Ctrl+O, Enter, then Ctrl+X.</w:t>
       </w:r>
     </w:p>
     <w:p>
@@ -12394,7 +12792,7 @@
     </w:p>
     <w:p>
       <w:r>
-        <w:t>These files follow the same pattern as the earlier lessons: only the project names change, and go.mod names this lesson's Go module, example.com/deletefile.</w:t>
+        <w:t>These are the files the setup commands wrote, shown here so you can check yours. Your go line shows your own Go version, and the blank lines and the order of the package.json fields may differ.</w:t>
       </w:r>
     </w:p>
     <w:p>
@@ -12732,164 +13130,6 @@
       </w:pPr>
       <w:r>
         <w:t xml:space="preserve">  }</w:t>
-      </w:r>
-    </w:p>
-    <w:p>
-      <w:pPr>
-        <w:pStyle w:val="SourceCode"/>
-      </w:pPr>
-      <w:r>
-        <w:t>}</w:t>
-      </w:r>
-    </w:p>
-    <w:p>
-      <w:pPr>
-        <w:keepNext/>
-      </w:pPr>
-    </w:p>
-    <w:p>
-      <w:pPr>
-        <w:keepNext/>
-      </w:pPr>
-    </w:p>
-    <w:p>
-      <w:pPr>
-        <w:pStyle w:val="Heading2"/>
-      </w:pPr>
-      <w:r>
-        <w:t>typescript/tsconfig.json</w:t>
-      </w:r>
-    </w:p>
-    <w:p>
-      <w:pPr>
-        <w:pStyle w:val="SourceCode"/>
-        <w:keepNext/>
-      </w:pPr>
-      <w:r>
-        <w:t>{</w:t>
-      </w:r>
-    </w:p>
-    <w:p>
-      <w:pPr>
-        <w:pStyle w:val="SourceCode"/>
-        <w:keepNext/>
-      </w:pPr>
-      <w:r>
-        <w:t xml:space="preserve">  "compilerOptions": {</w:t>
-      </w:r>
-    </w:p>
-    <w:p>
-      <w:pPr>
-        <w:pStyle w:val="SourceCode"/>
-      </w:pPr>
-      <w:r>
-        <w:t xml:space="preserve">    "target": "ES2022",</w:t>
-      </w:r>
-    </w:p>
-    <w:p>
-      <w:pPr>
-        <w:pStyle w:val="SourceCode"/>
-      </w:pPr>
-      <w:r>
-        <w:t xml:space="preserve">    "module": "NodeNext",</w:t>
-      </w:r>
-    </w:p>
-    <w:p>
-      <w:pPr>
-        <w:pStyle w:val="SourceCode"/>
-      </w:pPr>
-      <w:r>
-        <w:t xml:space="preserve">    "moduleResolution": "NodeNext",</w:t>
-      </w:r>
-    </w:p>
-    <w:p>
-      <w:pPr>
-        <w:pStyle w:val="SourceCode"/>
-      </w:pPr>
-      <w:r>
-        <w:t xml:space="preserve">    "rootDir": "src",</w:t>
-      </w:r>
-    </w:p>
-    <w:p>
-      <w:pPr>
-        <w:pStyle w:val="SourceCode"/>
-      </w:pPr>
-      <w:r>
-        <w:t xml:space="preserve">    "outDir": "dist",</w:t>
-      </w:r>
-    </w:p>
-    <w:p>
-      <w:pPr>
-        <w:pStyle w:val="SourceCode"/>
-      </w:pPr>
-      <w:r>
-        <w:t xml:space="preserve">    "strict": true,</w:t>
-      </w:r>
-    </w:p>
-    <w:p>
-      <w:pPr>
-        <w:pStyle w:val="SourceCode"/>
-      </w:pPr>
-      <w:r>
-        <w:t xml:space="preserve">    "types": [</w:t>
-      </w:r>
-    </w:p>
-    <w:p>
-      <w:pPr>
-        <w:pStyle w:val="SourceCode"/>
-      </w:pPr>
-      <w:r>
-        <w:t xml:space="preserve">      "node"</w:t>
-      </w:r>
-    </w:p>
-    <w:p>
-      <w:pPr>
-        <w:pStyle w:val="SourceCode"/>
-      </w:pPr>
-      <w:r>
-        <w:t xml:space="preserve">    ],</w:t>
-      </w:r>
-    </w:p>
-    <w:p>
-      <w:pPr>
-        <w:pStyle w:val="SourceCode"/>
-      </w:pPr>
-      <w:r>
-        <w:t xml:space="preserve">    "moduleDetection": "force"</w:t>
-      </w:r>
-    </w:p>
-    <w:p>
-      <w:pPr>
-        <w:pStyle w:val="SourceCode"/>
-      </w:pPr>
-      <w:r>
-        <w:t xml:space="preserve">  },</w:t>
-      </w:r>
-    </w:p>
-    <w:p>
-      <w:pPr>
-        <w:pStyle w:val="SourceCode"/>
-      </w:pPr>
-      <w:r>
-        <w:t xml:space="preserve">  "include": [</w:t>
-      </w:r>
-    </w:p>
-    <w:p>
-      <w:pPr>
-        <w:pStyle w:val="SourceCode"/>
-        <w:keepNext/>
-      </w:pPr>
-      <w:r>
-        <w:t xml:space="preserve">    "src/**/*.ts"</w:t>
-      </w:r>
-    </w:p>
-    <w:p>
-      <w:pPr>
-        <w:pStyle w:val="SourceCode"/>
-        <w:keepNext/>
-      </w:pPr>
-      <w:r>
-        <w:t xml:space="preserve">  ]</w:t>
       </w:r>
     </w:p>
     <w:p>
@@ -13958,31 +14198,31 @@
       </w:rPr>
     </w:lvl>
   </w:abstractNum>
-  <w:num w:numId="1" w16cid:durableId="811144001">
+  <w:num w:numId="1" w16cid:durableId="110713794">
     <w:abstractNumId w:val="8"/>
   </w:num>
-  <w:num w:numId="2" w16cid:durableId="1980184827">
+  <w:num w:numId="2" w16cid:durableId="2077627081">
     <w:abstractNumId w:val="6"/>
   </w:num>
-  <w:num w:numId="3" w16cid:durableId="1334378923">
+  <w:num w:numId="3" w16cid:durableId="471102031">
     <w:abstractNumId w:val="5"/>
   </w:num>
-  <w:num w:numId="4" w16cid:durableId="1429158363">
+  <w:num w:numId="4" w16cid:durableId="686519790">
     <w:abstractNumId w:val="4"/>
   </w:num>
-  <w:num w:numId="5" w16cid:durableId="658775072">
+  <w:num w:numId="5" w16cid:durableId="539244519">
     <w:abstractNumId w:val="7"/>
   </w:num>
-  <w:num w:numId="6" w16cid:durableId="1238127464">
+  <w:num w:numId="6" w16cid:durableId="1592464764">
     <w:abstractNumId w:val="3"/>
   </w:num>
-  <w:num w:numId="7" w16cid:durableId="544680456">
+  <w:num w:numId="7" w16cid:durableId="1770462114">
     <w:abstractNumId w:val="2"/>
   </w:num>
-  <w:num w:numId="8" w16cid:durableId="1437748969">
+  <w:num w:numId="8" w16cid:durableId="733746038">
     <w:abstractNumId w:val="1"/>
   </w:num>
-  <w:num w:numId="9" w16cid:durableId="40831248">
+  <w:num w:numId="9" w16cid:durableId="1094742166">
     <w:abstractNumId w:val="0"/>
   </w:num>
 </w:numbering>

--- a/Volume 1/Chapter 03 - File Handling/SPA_Vol1_Ch3_Lesson3_6_Delete_File.docx
+++ b/Volume 1/Chapter 03 - File Handling/SPA_Vol1_Ch3_Lesson3_6_Delete_File.docx
@@ -67,7 +67,7 @@
     </w:p>
     <w:p>
       <w:r>
-        <w:t>Delete one known file from the lesson folder, a temporary inventory report named inventory-report.tmp, and verify that it no longer exists, in C, C++, C#, Go, Python, and TypeScript. Each program generates the report itself, so it deletes only a file it created, and it refuses to start if a file with that name is already there.</w:t>
+        <w:t>Delete one known file, a temporary inventory report named inventory-report.tmp that each language keeps in its own folder, and verify that it no longer exists, in C, C++, C#, Go, Python, and TypeScript. Each program generates the report itself, so it deletes only a file it created, and it refuses to start if a file with that name is already there.</w:t>
       </w:r>
     </w:p>
     <w:p>
@@ -142,6 +142,14 @@
         <w:pStyle w:val="ListBullet"/>
       </w:pPr>
       <w:r>
+        <w:t>Each language keeps its report in its own folder: the C programs work on .\c\inventory-report.tmp, the C++ programs on .\cpp\inventory-report.tmp, and so on, so the languages never write to the same file. Each program joins its folder's name and the file's name with its language's join, so the path it prints has no .\ at the front: it starts with the folder's name, and a leading c there is the C folder, not drive C.</w:t>
+      </w:r>
+    </w:p>
+    <w:p>
+      <w:pPr>
+        <w:pStyle w:val="ListBullet"/>
+      </w:pPr>
+      <w:r>
         <w:t>Never use broad paths. No wildcards such as *.tmp, which match every file with that ending, no folder paths, and no recursive deletion, which deletes a folder together with everything inside it. Every language has a call for that; this chapter never uses it, because one wrong path would erase everything beneath it.</w:t>
       </w:r>
     </w:p>
@@ -150,7 +158,7 @@
         <w:pStyle w:val="ListBullet"/>
       </w:pPr>
       <w:r>
-        <w:t>Safety first: if inventory-report.tmp already exists before the program starts, it belongs to someone else, perhaps to you, so the program refuses and changes nothing. This is Lesson 2.13's rule: touch only what you created.</w:t>
+        <w:t>Safety first: if the language's inventory-report.tmp already exists before the program starts, it belongs to someone else, perhaps to you, so the program refuses and changes nothing. This is Lesson 2.13's rule: touch only what you created.</w:t>
       </w:r>
     </w:p>
     <w:p>
@@ -174,6 +182,7 @@
         <w:pStyle w:val="ListBullet"/>
       </w:pPr>
       <w:r>
+        <w:lastRenderedPageBreak/>
         <w:t>Asking to delete a file that is not there is a mistake the program must report. The languages do not agree on it, so the Production-Minded delete_file (deleteFile, DeleteFile) checks first and reports it the same way in every language:</w:t>
       </w:r>
     </w:p>
@@ -553,7 +562,7 @@
         <w:pStyle w:val="ListBullet"/>
       </w:pPr>
       <w:r>
-        <w:t>Every implementation works on one file, inventory-report.tmp, named by an exact relative path in the lesson-3.6 folder. Nothing else is created, changed, or deleted.</w:t>
+        <w:t>Every implementation works on one file, inventory-report.tmp, named by an exact relative path inside its language's own folder (.\c\inventory-report.tmp for C, .\cpp\inventory-report.tmp for C++, and so on). Nothing else is created, changed, or deleted.</w:t>
       </w:r>
     </w:p>
     <w:p>
@@ -577,7 +586,7 @@
         <w:pStyle w:val="ListBullet"/>
       </w:pPr>
       <w:r>
-        <w:t>delete_file refuses a missing file and a folder, each with the same message in every language. Every other line is the same in every language.</w:t>
+        <w:t>delete_file refuses a missing file and a folder, each with the same message in every language. Every line is the same in every language, except that each language prints its own folder name at the front of the path.</w:t>
       </w:r>
     </w:p>
     <w:p>
@@ -766,7 +775,7 @@
     </w:p>
     <w:p>
       <w:r>
-        <w:t>inventory-report.tmp is not in the layout: each program creates it and deletes it during the same run.</w:t>
+        <w:t>Each language's inventory-report.tmp, such as .\c\inventory-report.tmp, is not in the layout: each program creates it in its own folder and deletes it during the same run.</w:t>
       </w:r>
     </w:p>
     <w:p>
@@ -1494,7 +1503,7 @@
     </w:p>
     <w:p>
       <w:r>
-        <w:t>Start with the most direct version: main refuses to start if inventory-report.tmp already exists, creates the report with fopen, fprintf, and fclose, checks that it exists, deletes it with remove, and checks again. Even this Basic version checks fopen's result, because writing through NULL would crash the program. Every step is commented, so read the comments as you type it.</w:t>
+        <w:t>Start with the most direct version: main refuses to start if its report, .\c\inventory-report.tmp, already exists, creates the report with fopen, fprintf, and fclose, checks that it exists, deletes it with remove, and checks again. Even this Basic version checks fopen's result, because writing through NULL would crash the program. Every step is commented, so read the comments as you type it.</w:t>
       </w:r>
     </w:p>
     <w:p>
@@ -1562,6 +1571,67 @@
         <w:pStyle w:val="SourceCode"/>
       </w:pPr>
       <w:r>
+        <w:t>// Remember, #ifdef/#define choose code per system before compiling: \ on</w:t>
+      </w:r>
+    </w:p>
+    <w:p>
+      <w:pPr>
+        <w:pStyle w:val="SourceCode"/>
+      </w:pPr>
+      <w:r>
+        <w:t>// Windows, / on Linux and macOS.</w:t>
+      </w:r>
+    </w:p>
+    <w:p>
+      <w:pPr>
+        <w:pStyle w:val="SourceCode"/>
+      </w:pPr>
+      <w:r>
+        <w:t>#ifdef _WIN32</w:t>
+      </w:r>
+    </w:p>
+    <w:p>
+      <w:pPr>
+        <w:pStyle w:val="SourceCode"/>
+      </w:pPr>
+      <w:r>
+        <w:t>#define SEPARATOR "\\"</w:t>
+      </w:r>
+    </w:p>
+    <w:p>
+      <w:pPr>
+        <w:pStyle w:val="SourceCode"/>
+      </w:pPr>
+      <w:r>
+        <w:t>#else</w:t>
+      </w:r>
+    </w:p>
+    <w:p>
+      <w:pPr>
+        <w:pStyle w:val="SourceCode"/>
+      </w:pPr>
+      <w:r>
+        <w:t>#define SEPARATOR "/"</w:t>
+      </w:r>
+    </w:p>
+    <w:p>
+      <w:pPr>
+        <w:pStyle w:val="SourceCode"/>
+      </w:pPr>
+      <w:r>
+        <w:t>#endif</w:t>
+      </w:r>
+    </w:p>
+    <w:p>
+      <w:pPr>
+        <w:pStyle w:val="SourceCode"/>
+      </w:pPr>
+    </w:p>
+    <w:p>
+      <w:pPr>
+        <w:pStyle w:val="SourceCode"/>
+      </w:pPr>
+      <w:r>
         <w:t>// Remember, main starts the program; 0 = success, 1 = failure.</w:t>
       </w:r>
     </w:p>
@@ -1586,23 +1656,63 @@
         <w:pStyle w:val="SourceCode"/>
       </w:pPr>
       <w:r>
-        <w:t xml:space="preserve">    // an exact relative path. Remember, a relative path starts from the</w:t>
-      </w:r>
-    </w:p>
-    <w:p>
-      <w:pPr>
-        <w:pStyle w:val="SourceCode"/>
-      </w:pPr>
-      <w:r>
-        <w:t xml:space="preserve">    // working directory, so the file lands in the folder you run from.</w:t>
-      </w:r>
-    </w:p>
-    <w:p>
-      <w:pPr>
-        <w:pStyle w:val="SourceCode"/>
-      </w:pPr>
-      <w:r>
-        <w:t xml:space="preserve">    const char *path = "inventory-report.tmp";</w:t>
+        <w:t xml:space="preserve">    // an exact relative path inside the c folder, so the C programs write</w:t>
+      </w:r>
+    </w:p>
+    <w:p>
+      <w:pPr>
+        <w:pStyle w:val="SourceCode"/>
+      </w:pPr>
+      <w:r>
+        <w:t xml:space="preserve">    // only inside their own folder. Remember, a relative path starts from</w:t>
+      </w:r>
+    </w:p>
+    <w:p>
+      <w:pPr>
+        <w:pStyle w:val="SourceCode"/>
+      </w:pPr>
+      <w:r>
+        <w:t xml:space="preserve">    // the working directory, the lesson-3.6 folder you run from, and join</w:t>
+      </w:r>
+    </w:p>
+    <w:p>
+      <w:pPr>
+        <w:pStyle w:val="SourceCode"/>
+      </w:pPr>
+      <w:r>
+        <w:t xml:space="preserve">    // builds the path with the right separator; C joins with snprintf and</w:t>
+      </w:r>
+    </w:p>
+    <w:p>
+      <w:pPr>
+        <w:pStyle w:val="SourceCode"/>
+      </w:pPr>
+      <w:r>
+        <w:t xml:space="preserve">    // SEPARATOR, one %s per piece: c, SEPARATOR, and the file's name.</w:t>
+      </w:r>
+    </w:p>
+    <w:p>
+      <w:pPr>
+        <w:pStyle w:val="SourceCode"/>
+      </w:pPr>
+      <w:r>
+        <w:t xml:space="preserve">    char path[256] = "";</w:t>
+      </w:r>
+    </w:p>
+    <w:p>
+      <w:pPr>
+        <w:pStyle w:val="SourceCode"/>
+      </w:pPr>
+      <w:r>
+        <w:t xml:space="preserve">    snprintf(path, sizeof path, "%s%s%s", "c", SEPARATOR,</w:t>
+      </w:r>
+    </w:p>
+    <w:p>
+      <w:pPr>
+        <w:pStyle w:val="SourceCode"/>
+      </w:pPr>
+      <w:r>
+        <w:t xml:space="preserve">             "inventory-report.tmp");</w:t>
       </w:r>
     </w:p>
     <w:p>
@@ -2034,7 +2144,7 @@
         <w:pStyle w:val="CommandBlock"/>
       </w:pPr>
       <w:r>
-        <w:t>Test-Path inventory-report.tmp</w:t>
+        <w:t>Test-Path .\c\inventory-report.tmp</w:t>
       </w:r>
     </w:p>
     <w:p>
@@ -2082,7 +2192,7 @@
         <w:pStyle w:val="CommandBlock"/>
       </w:pPr>
       <w:r>
-        <w:t>ls inventory-report.tmp</w:t>
+        <w:t>ls ./c/inventory-report.tmp</w:t>
       </w:r>
     </w:p>
     <w:p>
@@ -2117,7 +2227,7 @@
         <w:keepNext/>
       </w:pPr>
       <w:r>
-        <w:t>Created: inventory-report.tmp</w:t>
+        <w:t>Created: c\inventory-report.tmp</w:t>
       </w:r>
     </w:p>
     <w:p>
@@ -2126,7 +2236,7 @@
         <w:keepNext/>
       </w:pPr>
       <w:r>
-        <w:t>inventory-report.tmp exists: yes</w:t>
+        <w:t>c\inventory-report.tmp exists: yes</w:t>
       </w:r>
     </w:p>
     <w:p>
@@ -2135,7 +2245,7 @@
         <w:keepNext/>
       </w:pPr>
       <w:r>
-        <w:t>Deleted: inventory-report.tmp</w:t>
+        <w:t>Deleted: c\inventory-report.tmp</w:t>
       </w:r>
     </w:p>
     <w:p>
@@ -2143,7 +2253,7 @@
         <w:pStyle w:val="RequiredOutput"/>
       </w:pPr>
       <w:r>
-        <w:t>inventory-report.tmp exists: no</w:t>
+        <w:t>c\inventory-report.tmp exists: no</w:t>
       </w:r>
     </w:p>
     <w:p>
@@ -2180,7 +2290,7 @@
         <w:pStyle w:val="ListBullet"/>
       </w:pPr>
       <w:r>
-        <w:t>Test-Path inventory-report.tmp asks PowerShell the same question from outside the program, and prints False: the file is gone. On Linux or macOS, ls prints ls: cannot access 'inventory-report.tmp': No such file or directory.</w:t>
+        <w:t>Test-Path .\c\inventory-report.tmp asks PowerShell the same question from outside the program, and prints False: the file is gone. On Linux or macOS, ls prints ls: cannot access './c/inventory-report.tmp': No such file or directory.</w:t>
       </w:r>
     </w:p>
     <w:p>
@@ -2196,7 +2306,7 @@
         <w:pStyle w:val="ListBullet"/>
       </w:pPr>
       <w:r>
-        <w:t>If the program prints Error: inventory-report.tmp already exists; nothing was changed instead, a file with that name is already in the lesson-3.6 folder, perhaps left by a run that stopped partway. Open it to see whether you need it; if not, delete it yourself with Remove-Item inventory-report.tmp (rm on Linux or macOS), and run the program again.</w:t>
+        <w:t>If the program prints an Error line that ends in already exists; nothing was changed instead, a file with that name is already in the .\c folder, perhaps left by a run that stopped partway. Open it to see whether you need it; if not, delete it yourself with Remove-Item .\c\inventory-report.tmp (rm ./c/inventory-report.tmp on Linux or macOS), and run the program again.</w:t>
       </w:r>
     </w:p>
     <w:p>
@@ -2306,6 +2416,67 @@
         <w:pStyle w:val="SourceCode"/>
       </w:pPr>
       <w:r>
+        <w:t>// Remember, #ifdef/#define choose code per system before compiling: \ on</w:t>
+      </w:r>
+    </w:p>
+    <w:p>
+      <w:pPr>
+        <w:pStyle w:val="SourceCode"/>
+      </w:pPr>
+      <w:r>
+        <w:t>// Windows, / on Linux and macOS.</w:t>
+      </w:r>
+    </w:p>
+    <w:p>
+      <w:pPr>
+        <w:pStyle w:val="SourceCode"/>
+      </w:pPr>
+      <w:r>
+        <w:t>#ifdef _WIN32</w:t>
+      </w:r>
+    </w:p>
+    <w:p>
+      <w:pPr>
+        <w:pStyle w:val="SourceCode"/>
+      </w:pPr>
+      <w:r>
+        <w:t>#define SEPARATOR "\\"</w:t>
+      </w:r>
+    </w:p>
+    <w:p>
+      <w:pPr>
+        <w:pStyle w:val="SourceCode"/>
+      </w:pPr>
+      <w:r>
+        <w:t>#else</w:t>
+      </w:r>
+    </w:p>
+    <w:p>
+      <w:pPr>
+        <w:pStyle w:val="SourceCode"/>
+      </w:pPr>
+      <w:r>
+        <w:t>#define SEPARATOR "/"</w:t>
+      </w:r>
+    </w:p>
+    <w:p>
+      <w:pPr>
+        <w:pStyle w:val="SourceCode"/>
+      </w:pPr>
+      <w:r>
+        <w:t>#endif</w:t>
+      </w:r>
+    </w:p>
+    <w:p>
+      <w:pPr>
+        <w:pStyle w:val="SourceCode"/>
+      </w:pPr>
+    </w:p>
+    <w:p>
+      <w:pPr>
+        <w:pStyle w:val="SourceCode"/>
+      </w:pPr>
+      <w:r>
         <w:t>// Returns true when something exists at path. Remember, stat returns 0</w:t>
       </w:r>
     </w:p>
@@ -2742,7 +2913,47 @@
         <w:pStyle w:val="SourceCode"/>
       </w:pPr>
       <w:r>
-        <w:t xml:space="preserve">    const char *path = "inventory-report.tmp";</w:t>
+        <w:t xml:space="preserve">    // The report is inside the c folder, so the C programs write only</w:t>
+      </w:r>
+    </w:p>
+    <w:p>
+      <w:pPr>
+        <w:pStyle w:val="SourceCode"/>
+      </w:pPr>
+      <w:r>
+        <w:t xml:space="preserve">    // there. Remember, C joins with snprintf and SEPARATOR: one %s per</w:t>
+      </w:r>
+    </w:p>
+    <w:p>
+      <w:pPr>
+        <w:pStyle w:val="SourceCode"/>
+      </w:pPr>
+      <w:r>
+        <w:t xml:space="preserve">    // piece.</w:t>
+      </w:r>
+    </w:p>
+    <w:p>
+      <w:pPr>
+        <w:pStyle w:val="SourceCode"/>
+      </w:pPr>
+      <w:r>
+        <w:t xml:space="preserve">    char path[256] = "";</w:t>
+      </w:r>
+    </w:p>
+    <w:p>
+      <w:pPr>
+        <w:pStyle w:val="SourceCode"/>
+      </w:pPr>
+      <w:r>
+        <w:t xml:space="preserve">    snprintf(path, sizeof path, "%s%s%s", "c", SEPARATOR,</w:t>
+      </w:r>
+    </w:p>
+    <w:p>
+      <w:pPr>
+        <w:pStyle w:val="SourceCode"/>
+      </w:pPr>
+      <w:r>
+        <w:t xml:space="preserve">             "inventory-report.tmp");</w:t>
       </w:r>
     </w:p>
     <w:p>
@@ -3157,7 +3368,7 @@
         <w:pStyle w:val="CommandBlock"/>
       </w:pPr>
       <w:r>
-        <w:t>Test-Path inventory-report.tmp</w:t>
+        <w:t>Test-Path .\c\inventory-report.tmp</w:t>
       </w:r>
     </w:p>
     <w:p>
@@ -3214,7 +3425,7 @@
         <w:pStyle w:val="CommandBlock"/>
       </w:pPr>
       <w:r>
-        <w:t>ls inventory-report.tmp</w:t>
+        <w:t>ls ./c/inventory-report.tmp</w:t>
       </w:r>
     </w:p>
     <w:p>
@@ -3249,7 +3460,7 @@
         <w:keepNext/>
       </w:pPr>
       <w:r>
-        <w:t>Created: inventory-report.tmp</w:t>
+        <w:t>Created: c\inventory-report.tmp</w:t>
       </w:r>
     </w:p>
     <w:p>
@@ -3258,7 +3469,7 @@
         <w:keepNext/>
       </w:pPr>
       <w:r>
-        <w:t>inventory-report.tmp exists: yes</w:t>
+        <w:t>c\inventory-report.tmp exists: yes</w:t>
       </w:r>
     </w:p>
     <w:p>
@@ -3267,7 +3478,7 @@
         <w:keepNext/>
       </w:pPr>
       <w:r>
-        <w:t>Deleted: inventory-report.tmp</w:t>
+        <w:t>Deleted: c\inventory-report.tmp</w:t>
       </w:r>
     </w:p>
     <w:p>
@@ -3275,7 +3486,7 @@
         <w:pStyle w:val="RequiredOutput"/>
       </w:pPr>
       <w:r>
-        <w:t>inventory-report.tmp exists: no</w:t>
+        <w:t>c\inventory-report.tmp exists: no</w:t>
       </w:r>
     </w:p>
     <w:p>
@@ -3312,7 +3523,7 @@
         <w:pStyle w:val="ListBullet"/>
       </w:pPr>
       <w:r>
-        <w:t>If the program prints Error: inventory-report.tmp already exists; nothing was changed instead, a file with that name is already in the lesson-3.6 folder, perhaps left by a run that stopped partway. Open it to see whether you need it; if not, delete it yourself with Remove-Item inventory-report.tmp (rm on Linux or macOS), and run the program again.</w:t>
+        <w:t>If the program prints an Error line that ends in already exists; nothing was changed instead, a file with that name is already in the .\c folder, perhaps left by a run that stopped partway. Open it to see whether you need it; if not, delete it yourself with Remove-Item .\c\inventory-report.tmp (rm ./c/inventory-report.tmp on Linux or macOS), and run the program again.</w:t>
       </w:r>
     </w:p>
     <w:p>
@@ -3341,7 +3552,7 @@
         <w:keepNext/>
       </w:pPr>
       <w:r>
-        <w:t>Now see the safety rule work. Set-Content, PowerShell's command for writing text into a file, saves your own inventory-report.tmp, holding the words my notes, before the program runs. The program must refuse to touch it. $LASTEXITCODE shows the exit code, Get-Content shows that your file is unchanged, and Remove-Item then deletes your file, the one named file and nothing else, and Test-Path confirms it is gone.</w:t>
+        <w:t>Now see the safety rule work. Set-Content, PowerShell's command for writing text into a file, saves your own .\c\inventory-report.tmp, holding the words my notes, before the program runs. The program must refuse to touch it. $LASTEXITCODE shows the exit code, Get-Content shows that your file is unchanged, and Remove-Item then deletes your file, the one named file and nothing else, and Test-Path confirms it is gone.</w:t>
       </w:r>
     </w:p>
     <w:p>
@@ -3355,7 +3566,7 @@
         <w:keepNext/>
       </w:pPr>
       <w:r>
-        <w:t>Set-Content inventory-report.tmp "my notes"</w:t>
+        <w:t>Set-Content .\c\inventory-report.tmp "my notes"</w:t>
       </w:r>
     </w:p>
     <w:p>
@@ -3382,7 +3593,7 @@
         <w:keepNext/>
       </w:pPr>
       <w:r>
-        <w:t>Get-Content inventory-report.tmp</w:t>
+        <w:t>Get-Content .\c\inventory-report.tmp</w:t>
       </w:r>
     </w:p>
     <w:p>
@@ -3391,7 +3602,7 @@
         <w:keepNext/>
       </w:pPr>
       <w:r>
-        <w:t>Remove-Item inventory-report.tmp</w:t>
+        <w:t>Remove-Item .\c\inventory-report.tmp</w:t>
       </w:r>
     </w:p>
     <w:p>
@@ -3399,7 +3610,7 @@
         <w:pStyle w:val="CommandBlock"/>
       </w:pPr>
       <w:r>
-        <w:t>Test-Path inventory-report.tmp</w:t>
+        <w:t>Test-Path .\c\inventory-report.tmp</w:t>
       </w:r>
     </w:p>
     <w:p>
@@ -3434,7 +3645,7 @@
         <w:keepNext/>
       </w:pPr>
       <w:r>
-        <w:t>echo "my notes" &gt; inventory-report.tmp</w:t>
+        <w:t>echo "my notes" &gt; ./c/inventory-report.tmp</w:t>
       </w:r>
     </w:p>
     <w:p>
@@ -3461,7 +3672,7 @@
         <w:keepNext/>
       </w:pPr>
       <w:r>
-        <w:t>cat inventory-report.tmp</w:t>
+        <w:t>cat ./c/inventory-report.tmp</w:t>
       </w:r>
     </w:p>
     <w:p>
@@ -3470,7 +3681,7 @@
         <w:keepNext/>
       </w:pPr>
       <w:r>
-        <w:t>rm inventory-report.tmp</w:t>
+        <w:t>rm ./c/inventory-report.tmp</w:t>
       </w:r>
     </w:p>
     <w:p>
@@ -3478,7 +3689,7 @@
         <w:pStyle w:val="CommandBlock"/>
       </w:pPr>
       <w:r>
-        <w:t>ls inventory-report.tmp</w:t>
+        <w:t>ls ./c/inventory-report.tmp</w:t>
       </w:r>
     </w:p>
     <w:p>
@@ -3504,7 +3715,7 @@
         <w:pStyle w:val="RequiredOutput"/>
       </w:pPr>
       <w:r>
-        <w:t>Error: inventory-report.tmp already exists; nothing was changed</w:t>
+        <w:t>Error: c\inventory-report.tmp already exists; nothing was changed</w:t>
       </w:r>
     </w:p>
     <w:p>
@@ -3644,7 +3855,7 @@
     </w:p>
     <w:p>
       <w:r>
-        <w:t>Start with the most direct version: main refuses to start if inventory-report.tmp already exists, creates the report with a std::ofstream, checks that it exists, deletes it with std::filesystem::remove, and checks again. This Basic version trusts the write and the delete; the Production-Minded version checks them. Every step is commented, so read the comments as you type it.</w:t>
+        <w:t>Start with the most direct version: main refuses to start if its report, .\cpp\inventory-report.tmp, already exists, creates the report with a std::ofstream, checks that it exists, deletes it with std::filesystem::remove, and checks again. This Basic version trusts the write and the delete; the Production-Minded version checks them. Every step is commented, so read the comments as you type it.</w:t>
       </w:r>
     </w:p>
     <w:p>
@@ -3744,23 +3955,55 @@
         <w:pStyle w:val="SourceCode"/>
       </w:pPr>
       <w:r>
-        <w:t xml:space="preserve">    // an exact relative path. Remember, a relative path starts from the</w:t>
-      </w:r>
-    </w:p>
-    <w:p>
-      <w:pPr>
-        <w:pStyle w:val="SourceCode"/>
-      </w:pPr>
-      <w:r>
-        <w:t xml:space="preserve">    // working directory, so the file lands in the folder you run from.</w:t>
-      </w:r>
-    </w:p>
-    <w:p>
-      <w:pPr>
-        <w:pStyle w:val="SourceCode"/>
-      </w:pPr>
-      <w:r>
-        <w:t xml:space="preserve">    const std::string path = "inventory-report.tmp";</w:t>
+        <w:t xml:space="preserve">    // an exact relative path inside the cpp folder, so the C++ programs</w:t>
+      </w:r>
+    </w:p>
+    <w:p>
+      <w:pPr>
+        <w:pStyle w:val="SourceCode"/>
+      </w:pPr>
+      <w:r>
+        <w:t xml:space="preserve">    // write only inside their own folder. Remember, a relative path starts</w:t>
+      </w:r>
+    </w:p>
+    <w:p>
+      <w:pPr>
+        <w:pStyle w:val="SourceCode"/>
+      </w:pPr>
+      <w:r>
+        <w:t xml:space="preserve">    // from the working directory, the lesson-3.6 folder you run from, and</w:t>
+      </w:r>
+    </w:p>
+    <w:p>
+      <w:pPr>
+        <w:pStyle w:val="SourceCode"/>
+      </w:pPr>
+      <w:r>
+        <w:t xml:space="preserve">    // join builds the path with the right separator; in C++ that is /</w:t>
+      </w:r>
+    </w:p>
+    <w:p>
+      <w:pPr>
+        <w:pStyle w:val="SourceCode"/>
+      </w:pPr>
+      <w:r>
+        <w:t xml:space="preserve">    // between each two parts, and .string() turns the result into text.</w:t>
+      </w:r>
+    </w:p>
+    <w:p>
+      <w:pPr>
+        <w:pStyle w:val="SourceCode"/>
+      </w:pPr>
+      <w:r>
+        <w:t xml:space="preserve">    const std::string path =</w:t>
+      </w:r>
+    </w:p>
+    <w:p>
+      <w:pPr>
+        <w:pStyle w:val="SourceCode"/>
+      </w:pPr>
+      <w:r>
+        <w:t xml:space="preserve">        (std::filesystem::path("cpp") / "inventory-report.tmp").string();</w:t>
       </w:r>
     </w:p>
     <w:p>
@@ -4139,7 +4382,7 @@
         <w:pStyle w:val="CommandBlock"/>
       </w:pPr>
       <w:r>
-        <w:t>Test-Path inventory-report.tmp</w:t>
+        <w:t>Test-Path .\cpp\inventory-report.tmp</w:t>
       </w:r>
     </w:p>
     <w:p>
@@ -4187,7 +4430,7 @@
         <w:pStyle w:val="CommandBlock"/>
       </w:pPr>
       <w:r>
-        <w:t>ls inventory-report.tmp</w:t>
+        <w:t>ls ./cpp/inventory-report.tmp</w:t>
       </w:r>
     </w:p>
     <w:p>
@@ -4222,7 +4465,7 @@
         <w:keepNext/>
       </w:pPr>
       <w:r>
-        <w:t>Created: inventory-report.tmp</w:t>
+        <w:t>Created: cpp\inventory-report.tmp</w:t>
       </w:r>
     </w:p>
     <w:p>
@@ -4231,7 +4474,7 @@
         <w:keepNext/>
       </w:pPr>
       <w:r>
-        <w:t>inventory-report.tmp exists: yes</w:t>
+        <w:t>cpp\inventory-report.tmp exists: yes</w:t>
       </w:r>
     </w:p>
     <w:p>
@@ -4240,7 +4483,7 @@
         <w:keepNext/>
       </w:pPr>
       <w:r>
-        <w:t>Deleted: inventory-report.tmp</w:t>
+        <w:t>Deleted: cpp\inventory-report.tmp</w:t>
       </w:r>
     </w:p>
     <w:p>
@@ -4248,7 +4491,7 @@
         <w:pStyle w:val="RequiredOutput"/>
       </w:pPr>
       <w:r>
-        <w:t>inventory-report.tmp exists: no</w:t>
+        <w:t>cpp\inventory-report.tmp exists: no</w:t>
       </w:r>
     </w:p>
     <w:p>
@@ -4285,7 +4528,7 @@
         <w:pStyle w:val="ListBullet"/>
       </w:pPr>
       <w:r>
-        <w:t>Test-Path inventory-report.tmp asks PowerShell the same question from outside the program, and prints False: the file is gone. On Linux or macOS, ls prints ls: cannot access 'inventory-report.tmp': No such file or directory.</w:t>
+        <w:t>Test-Path .\cpp\inventory-report.tmp asks PowerShell the same question from outside the program, and prints False: the file is gone. On Linux or macOS, ls prints ls: cannot access './cpp/inventory-report.tmp': No such file or directory.</w:t>
       </w:r>
     </w:p>
     <w:p>
@@ -4301,7 +4544,7 @@
         <w:pStyle w:val="ListBullet"/>
       </w:pPr>
       <w:r>
-        <w:t>If the program prints Error: inventory-report.tmp already exists; nothing was changed instead, a file with that name is already in the lesson-3.6 folder, perhaps left by a run that stopped partway. Open it to see whether you need it; if not, delete it yourself with Remove-Item inventory-report.tmp (rm on Linux or macOS), and run the program again.</w:t>
+        <w:t>If the program prints an Error line that ends in already exists; nothing was changed instead, a file with that name is already in the .\cpp folder, perhaps left by a run that stopped partway. Open it to see whether you need it; if not, delete it yourself with Remove-Item .\cpp\inventory-report.tmp (rm ./cpp/inventory-report.tmp on Linux or macOS), and run the program again.</w:t>
       </w:r>
     </w:p>
     <w:p>
@@ -4772,7 +5015,31 @@
         <w:pStyle w:val="SourceCode"/>
       </w:pPr>
       <w:r>
-        <w:t xml:space="preserve">    const std::string path = "inventory-report.tmp";</w:t>
+        <w:t xml:space="preserve">    // The report is inside the cpp folder, so the C++ programs write</w:t>
+      </w:r>
+    </w:p>
+    <w:p>
+      <w:pPr>
+        <w:pStyle w:val="SourceCode"/>
+      </w:pPr>
+      <w:r>
+        <w:t xml:space="preserve">    // only there. Remember, / joins two paths with the right separator.</w:t>
+      </w:r>
+    </w:p>
+    <w:p>
+      <w:pPr>
+        <w:pStyle w:val="SourceCode"/>
+      </w:pPr>
+      <w:r>
+        <w:t xml:space="preserve">    const std::string path =</w:t>
+      </w:r>
+    </w:p>
+    <w:p>
+      <w:pPr>
+        <w:pStyle w:val="SourceCode"/>
+      </w:pPr>
+      <w:r>
+        <w:t xml:space="preserve">        (std::filesystem::path("cpp") / "inventory-report.tmp").string();</w:t>
       </w:r>
     </w:p>
     <w:p>
@@ -5059,7 +5326,7 @@
         <w:pStyle w:val="CommandBlock"/>
       </w:pPr>
       <w:r>
-        <w:t>Test-Path inventory-report.tmp</w:t>
+        <w:t>Test-Path .\cpp\inventory-report.tmp</w:t>
       </w:r>
     </w:p>
     <w:p>
@@ -5116,7 +5383,7 @@
         <w:pStyle w:val="CommandBlock"/>
       </w:pPr>
       <w:r>
-        <w:t>ls inventory-report.tmp</w:t>
+        <w:t>ls ./cpp/inventory-report.tmp</w:t>
       </w:r>
     </w:p>
     <w:p>
@@ -5151,7 +5418,7 @@
         <w:keepNext/>
       </w:pPr>
       <w:r>
-        <w:t>Created: inventory-report.tmp</w:t>
+        <w:t>Created: cpp\inventory-report.tmp</w:t>
       </w:r>
     </w:p>
     <w:p>
@@ -5160,7 +5427,7 @@
         <w:keepNext/>
       </w:pPr>
       <w:r>
-        <w:t>inventory-report.tmp exists: yes</w:t>
+        <w:t>cpp\inventory-report.tmp exists: yes</w:t>
       </w:r>
     </w:p>
     <w:p>
@@ -5169,7 +5436,7 @@
         <w:keepNext/>
       </w:pPr>
       <w:r>
-        <w:t>Deleted: inventory-report.tmp</w:t>
+        <w:t>Deleted: cpp\inventory-report.tmp</w:t>
       </w:r>
     </w:p>
     <w:p>
@@ -5177,7 +5444,7 @@
         <w:pStyle w:val="RequiredOutput"/>
       </w:pPr>
       <w:r>
-        <w:t>inventory-report.tmp exists: no</w:t>
+        <w:t>cpp\inventory-report.tmp exists: no</w:t>
       </w:r>
     </w:p>
     <w:p>
@@ -5214,7 +5481,7 @@
         <w:pStyle w:val="ListBullet"/>
       </w:pPr>
       <w:r>
-        <w:t>If the program prints Error: inventory-report.tmp already exists; nothing was changed instead, a file with that name is already in the lesson-3.6 folder, perhaps left by a run that stopped partway. Open it to see whether you need it; if not, delete it yourself with Remove-Item inventory-report.tmp (rm on Linux or macOS), and run the program again.</w:t>
+        <w:t>If the program prints an Error line that ends in already exists; nothing was changed instead, a file with that name is already in the .\cpp folder, perhaps left by a run that stopped partway. Open it to see whether you need it; if not, delete it yourself with Remove-Item .\cpp\inventory-report.tmp (rm ./cpp/inventory-report.tmp on Linux or macOS), and run the program again.</w:t>
       </w:r>
     </w:p>
     <w:p>
@@ -5243,7 +5510,7 @@
         <w:keepNext/>
       </w:pPr>
       <w:r>
-        <w:t>Now see the safety rule work. Set-Content, PowerShell's command for writing text into a file, saves your own inventory-report.tmp, holding the words my notes, before the program runs. The program must refuse to touch it. $LASTEXITCODE shows the exit code, Get-Content shows that your file is unchanged, and Remove-Item then deletes your file, the one named file and nothing else, and Test-Path confirms it is gone.</w:t>
+        <w:t>Now see the safety rule work. Set-Content, PowerShell's command for writing text into a file, saves your own .\cpp\inventory-report.tmp, holding the words my notes, before the program runs. The program must refuse to touch it. $LASTEXITCODE shows the exit code, Get-Content shows that your file is unchanged, and Remove-Item then deletes your file, the one named file and nothing else, and Test-Path confirms it is gone.</w:t>
       </w:r>
     </w:p>
     <w:p>
@@ -5257,7 +5524,7 @@
         <w:keepNext/>
       </w:pPr>
       <w:r>
-        <w:t>Set-Content inventory-report.tmp "my notes"</w:t>
+        <w:t>Set-Content .\cpp\inventory-report.tmp "my notes"</w:t>
       </w:r>
     </w:p>
     <w:p>
@@ -5284,7 +5551,7 @@
         <w:keepNext/>
       </w:pPr>
       <w:r>
-        <w:t>Get-Content inventory-report.tmp</w:t>
+        <w:t>Get-Content .\cpp\inventory-report.tmp</w:t>
       </w:r>
     </w:p>
     <w:p>
@@ -5293,7 +5560,7 @@
         <w:keepNext/>
       </w:pPr>
       <w:r>
-        <w:t>Remove-Item inventory-report.tmp</w:t>
+        <w:t>Remove-Item .\cpp\inventory-report.tmp</w:t>
       </w:r>
     </w:p>
     <w:p>
@@ -5301,7 +5568,7 @@
         <w:pStyle w:val="CommandBlock"/>
       </w:pPr>
       <w:r>
-        <w:t>Test-Path inventory-report.tmp</w:t>
+        <w:t>Test-Path .\cpp\inventory-report.tmp</w:t>
       </w:r>
     </w:p>
     <w:p>
@@ -5336,7 +5603,7 @@
         <w:keepNext/>
       </w:pPr>
       <w:r>
-        <w:t>echo "my notes" &gt; inventory-report.tmp</w:t>
+        <w:t>echo "my notes" &gt; ./cpp/inventory-report.tmp</w:t>
       </w:r>
     </w:p>
     <w:p>
@@ -5363,7 +5630,7 @@
         <w:keepNext/>
       </w:pPr>
       <w:r>
-        <w:t>cat inventory-report.tmp</w:t>
+        <w:t>cat ./cpp/inventory-report.tmp</w:t>
       </w:r>
     </w:p>
     <w:p>
@@ -5372,7 +5639,7 @@
         <w:keepNext/>
       </w:pPr>
       <w:r>
-        <w:t>rm inventory-report.tmp</w:t>
+        <w:t>rm ./cpp/inventory-report.tmp</w:t>
       </w:r>
     </w:p>
     <w:p>
@@ -5380,7 +5647,7 @@
         <w:pStyle w:val="CommandBlock"/>
       </w:pPr>
       <w:r>
-        <w:t>ls inventory-report.tmp</w:t>
+        <w:t>ls ./cpp/inventory-report.tmp</w:t>
       </w:r>
     </w:p>
     <w:p>
@@ -5406,7 +5673,7 @@
         <w:pStyle w:val="RequiredOutput"/>
       </w:pPr>
       <w:r>
-        <w:t>Error: inventory-report.tmp already exists; nothing was changed</w:t>
+        <w:t>Error: cpp\inventory-report.tmp already exists; nothing was changed</w:t>
       </w:r>
     </w:p>
     <w:p>
@@ -5546,7 +5813,7 @@
     </w:p>
     <w:p>
       <w:r>
-        <w:t>Start with the most direct version: Main refuses to start if inventory-report.tmp already exists, creates the report with File.WriteAllText, checks that it exists, deletes it with File.Delete, and checks again. This Basic version trusts the write and the delete; the Production-Minded version checks them. Every step is commented, so read the comments as you type it.</w:t>
+        <w:t>Start with the most direct version: Main refuses to start if its report, .\csharp\inventory-report.tmp, already exists, creates the report with File.WriteAllText, checks that it exists, deletes it with File.Delete, and checks again. This Basic version trusts the write and the delete; the Production-Minded version checks them. Every step is commented, so read the comments as you type it.</w:t>
       </w:r>
     </w:p>
     <w:p>
@@ -5654,31 +5921,47 @@
         <w:pStyle w:val="SourceCode"/>
       </w:pPr>
       <w:r>
-        <w:t xml:space="preserve">        // by an exact relative path. Remember, a relative path starts from</w:t>
-      </w:r>
-    </w:p>
-    <w:p>
-      <w:pPr>
-        <w:pStyle w:val="SourceCode"/>
-      </w:pPr>
-      <w:r>
-        <w:t xml:space="preserve">        // the working directory, so the file lands in the folder you run</w:t>
-      </w:r>
-    </w:p>
-    <w:p>
-      <w:pPr>
-        <w:pStyle w:val="SourceCode"/>
-      </w:pPr>
-      <w:r>
-        <w:t xml:space="preserve">        // from.</w:t>
-      </w:r>
-    </w:p>
-    <w:p>
-      <w:pPr>
-        <w:pStyle w:val="SourceCode"/>
-      </w:pPr>
-      <w:r>
-        <w:t xml:space="preserve">        string path = "inventory-report.tmp";</w:t>
+        <w:t xml:space="preserve">        // by an exact relative path inside the csharp folder, so the C#</w:t>
+      </w:r>
+    </w:p>
+    <w:p>
+      <w:pPr>
+        <w:pStyle w:val="SourceCode"/>
+      </w:pPr>
+      <w:r>
+        <w:t xml:space="preserve">        // programs write only inside their own folder. Remember, a</w:t>
+      </w:r>
+    </w:p>
+    <w:p>
+      <w:pPr>
+        <w:pStyle w:val="SourceCode"/>
+      </w:pPr>
+      <w:r>
+        <w:t xml:space="preserve">        // relative path starts from the working directory, the lesson-3.6</w:t>
+      </w:r>
+    </w:p>
+    <w:p>
+      <w:pPr>
+        <w:pStyle w:val="SourceCode"/>
+      </w:pPr>
+      <w:r>
+        <w:t xml:space="preserve">        // folder you run from, and join builds the path with the right</w:t>
+      </w:r>
+    </w:p>
+    <w:p>
+      <w:pPr>
+        <w:pStyle w:val="SourceCode"/>
+      </w:pPr>
+      <w:r>
+        <w:t xml:space="preserve">        // separator; in C# that is Path.Combine.</w:t>
+      </w:r>
+    </w:p>
+    <w:p>
+      <w:pPr>
+        <w:pStyle w:val="SourceCode"/>
+      </w:pPr>
+      <w:r>
+        <w:t xml:space="preserve">        string path = Path.Combine("csharp", "inventory-report.tmp");</w:t>
       </w:r>
     </w:p>
     <w:p>
@@ -6088,7 +6371,7 @@
         <w:pStyle w:val="CommandBlock"/>
       </w:pPr>
       <w:r>
-        <w:t>Test-Path inventory-report.tmp</w:t>
+        <w:t>Test-Path .\csharp\inventory-report.tmp</w:t>
       </w:r>
     </w:p>
     <w:p>
@@ -6127,7 +6410,7 @@
         <w:pStyle w:val="CommandBlock"/>
       </w:pPr>
       <w:r>
-        <w:t>ls inventory-report.tmp</w:t>
+        <w:t>ls ./csharp/inventory-report.tmp</w:t>
       </w:r>
     </w:p>
     <w:p>
@@ -6162,7 +6445,7 @@
         <w:keepNext/>
       </w:pPr>
       <w:r>
-        <w:t>Created: inventory-report.tmp</w:t>
+        <w:t>Created: csharp\inventory-report.tmp</w:t>
       </w:r>
     </w:p>
     <w:p>
@@ -6171,7 +6454,7 @@
         <w:keepNext/>
       </w:pPr>
       <w:r>
-        <w:t>inventory-report.tmp exists: yes</w:t>
+        <w:t>csharp\inventory-report.tmp exists: yes</w:t>
       </w:r>
     </w:p>
     <w:p>
@@ -6180,7 +6463,7 @@
         <w:keepNext/>
       </w:pPr>
       <w:r>
-        <w:t>Deleted: inventory-report.tmp</w:t>
+        <w:t>Deleted: csharp\inventory-report.tmp</w:t>
       </w:r>
     </w:p>
     <w:p>
@@ -6188,7 +6471,7 @@
         <w:pStyle w:val="RequiredOutput"/>
       </w:pPr>
       <w:r>
-        <w:t>inventory-report.tmp exists: no</w:t>
+        <w:t>csharp\inventory-report.tmp exists: no</w:t>
       </w:r>
     </w:p>
     <w:p>
@@ -6225,7 +6508,7 @@
         <w:pStyle w:val="ListBullet"/>
       </w:pPr>
       <w:r>
-        <w:t>Test-Path inventory-report.tmp asks PowerShell the same question from outside the program, and prints False: the file is gone. On Linux or macOS, ls prints ls: cannot access 'inventory-report.tmp': No such file or directory.</w:t>
+        <w:t>Test-Path .\csharp\inventory-report.tmp asks PowerShell the same question from outside the program, and prints False: the file is gone. On Linux or macOS, ls prints ls: cannot access './csharp/inventory-report.tmp': No such file or directory.</w:t>
       </w:r>
     </w:p>
     <w:p>
@@ -6241,7 +6524,7 @@
         <w:pStyle w:val="ListBullet"/>
       </w:pPr>
       <w:r>
-        <w:t>If the program prints Error: inventory-report.tmp already exists; nothing was changed instead, a file with that name is already in the lesson-3.6 folder, perhaps left by a run that stopped partway. Open it to see whether you need it; if not, delete it yourself with Remove-Item inventory-report.tmp (rm on Linux or macOS), and run the program again.</w:t>
+        <w:t>If the program prints an Error line that ends in already exists; nothing was changed instead, a file with that name is already in the .\csharp folder, perhaps left by a run that stopped partway. Open it to see whether you need it; if not, delete it yourself with Remove-Item .\csharp\inventory-report.tmp (rm ./csharp/inventory-report.tmp on Linux or macOS), and run the program again.</w:t>
       </w:r>
     </w:p>
     <w:p>
@@ -6670,7 +6953,31 @@
         <w:pStyle w:val="SourceCode"/>
       </w:pPr>
       <w:r>
-        <w:t xml:space="preserve">        string path = "inventory-report.tmp";</w:t>
+        <w:t xml:space="preserve">        // The report is inside the csharp folder, so the C# programs</w:t>
+      </w:r>
+    </w:p>
+    <w:p>
+      <w:pPr>
+        <w:pStyle w:val="SourceCode"/>
+      </w:pPr>
+      <w:r>
+        <w:t xml:space="preserve">        // write only there. Remember, join builds the path with the</w:t>
+      </w:r>
+    </w:p>
+    <w:p>
+      <w:pPr>
+        <w:pStyle w:val="SourceCode"/>
+      </w:pPr>
+      <w:r>
+        <w:t xml:space="preserve">        // right separator.</w:t>
+      </w:r>
+    </w:p>
+    <w:p>
+      <w:pPr>
+        <w:pStyle w:val="SourceCode"/>
+      </w:pPr>
+      <w:r>
+        <w:t xml:space="preserve">        string path = Path.Combine("csharp", "inventory-report.tmp");</w:t>
       </w:r>
     </w:p>
     <w:p>
@@ -7028,7 +7335,7 @@
         <w:pStyle w:val="CommandBlock"/>
       </w:pPr>
       <w:r>
-        <w:t>Test-Path inventory-report.tmp</w:t>
+        <w:t>Test-Path .\csharp\inventory-report.tmp</w:t>
       </w:r>
     </w:p>
     <w:p>
@@ -7076,7 +7383,7 @@
         <w:pStyle w:val="CommandBlock"/>
       </w:pPr>
       <w:r>
-        <w:t>ls inventory-report.tmp</w:t>
+        <w:t>ls ./csharp/inventory-report.tmp</w:t>
       </w:r>
     </w:p>
     <w:p>
@@ -7111,7 +7418,7 @@
         <w:keepNext/>
       </w:pPr>
       <w:r>
-        <w:t>Created: inventory-report.tmp</w:t>
+        <w:t>Created: csharp\inventory-report.tmp</w:t>
       </w:r>
     </w:p>
     <w:p>
@@ -7120,7 +7427,7 @@
         <w:keepNext/>
       </w:pPr>
       <w:r>
-        <w:t>inventory-report.tmp exists: yes</w:t>
+        <w:t>csharp\inventory-report.tmp exists: yes</w:t>
       </w:r>
     </w:p>
     <w:p>
@@ -7129,7 +7436,7 @@
         <w:keepNext/>
       </w:pPr>
       <w:r>
-        <w:t>Deleted: inventory-report.tmp</w:t>
+        <w:t>Deleted: csharp\inventory-report.tmp</w:t>
       </w:r>
     </w:p>
     <w:p>
@@ -7137,7 +7444,7 @@
         <w:pStyle w:val="RequiredOutput"/>
       </w:pPr>
       <w:r>
-        <w:t>inventory-report.tmp exists: no</w:t>
+        <w:t>csharp\inventory-report.tmp exists: no</w:t>
       </w:r>
     </w:p>
     <w:p>
@@ -7174,7 +7481,7 @@
         <w:pStyle w:val="ListBullet"/>
       </w:pPr>
       <w:r>
-        <w:t>If the program prints Error: inventory-report.tmp already exists; nothing was changed instead, a file with that name is already in the lesson-3.6 folder, perhaps left by a run that stopped partway. Open it to see whether you need it; if not, delete it yourself with Remove-Item inventory-report.tmp (rm on Linux or macOS), and run the program again.</w:t>
+        <w:t>If the program prints an Error line that ends in already exists; nothing was changed instead, a file with that name is already in the .\csharp folder, perhaps left by a run that stopped partway. Open it to see whether you need it; if not, delete it yourself with Remove-Item .\csharp\inventory-report.tmp (rm ./csharp/inventory-report.tmp on Linux or macOS), and run the program again.</w:t>
       </w:r>
     </w:p>
     <w:p>
@@ -7203,7 +7510,7 @@
         <w:keepNext/>
       </w:pPr>
       <w:r>
-        <w:t>Now see the safety rule work. Set-Content, PowerShell's command for writing text into a file, saves your own inventory-report.tmp, holding the words my notes, before the program runs. The program must refuse to touch it. $LASTEXITCODE shows the exit code, Get-Content shows that your file is unchanged, and Remove-Item then deletes your file, the one named file and nothing else, and Test-Path confirms it is gone.</w:t>
+        <w:t>Now see the safety rule work. Set-Content, PowerShell's command for writing text into a file, saves your own .\csharp\inventory-report.tmp, holding the words my notes, before the program runs. The program must refuse to touch it. $LASTEXITCODE shows the exit code, Get-Content shows that your file is unchanged, and Remove-Item then deletes your file, the one named file and nothing else, and Test-Path confirms it is gone.</w:t>
       </w:r>
     </w:p>
     <w:p>
@@ -7217,7 +7524,7 @@
         <w:keepNext/>
       </w:pPr>
       <w:r>
-        <w:t>Set-Content inventory-report.tmp "my notes"</w:t>
+        <w:t>Set-Content .\csharp\inventory-report.tmp "my notes"</w:t>
       </w:r>
     </w:p>
     <w:p>
@@ -7244,7 +7551,7 @@
         <w:keepNext/>
       </w:pPr>
       <w:r>
-        <w:t>Get-Content inventory-report.tmp</w:t>
+        <w:t>Get-Content .\csharp\inventory-report.tmp</w:t>
       </w:r>
     </w:p>
     <w:p>
@@ -7253,7 +7560,7 @@
         <w:keepNext/>
       </w:pPr>
       <w:r>
-        <w:t>Remove-Item inventory-report.tmp</w:t>
+        <w:t>Remove-Item .\csharp\inventory-report.tmp</w:t>
       </w:r>
     </w:p>
     <w:p>
@@ -7261,7 +7568,7 @@
         <w:pStyle w:val="CommandBlock"/>
       </w:pPr>
       <w:r>
-        <w:t>Test-Path inventory-report.tmp</w:t>
+        <w:t>Test-Path .\csharp\inventory-report.tmp</w:t>
       </w:r>
     </w:p>
     <w:p>
@@ -7296,7 +7603,7 @@
         <w:keepNext/>
       </w:pPr>
       <w:r>
-        <w:t>echo "my notes" &gt; inventory-report.tmp</w:t>
+        <w:t>echo "my notes" &gt; ./csharp/inventory-report.tmp</w:t>
       </w:r>
     </w:p>
     <w:p>
@@ -7323,7 +7630,7 @@
         <w:keepNext/>
       </w:pPr>
       <w:r>
-        <w:t>cat inventory-report.tmp</w:t>
+        <w:t>cat ./csharp/inventory-report.tmp</w:t>
       </w:r>
     </w:p>
     <w:p>
@@ -7332,7 +7639,7 @@
         <w:keepNext/>
       </w:pPr>
       <w:r>
-        <w:t>rm inventory-report.tmp</w:t>
+        <w:t>rm ./csharp/inventory-report.tmp</w:t>
       </w:r>
     </w:p>
     <w:p>
@@ -7340,7 +7647,7 @@
         <w:pStyle w:val="CommandBlock"/>
       </w:pPr>
       <w:r>
-        <w:t>ls inventory-report.tmp</w:t>
+        <w:t>ls ./csharp/inventory-report.tmp</w:t>
       </w:r>
     </w:p>
     <w:p>
@@ -7366,7 +7673,7 @@
         <w:pStyle w:val="RequiredOutput"/>
       </w:pPr>
       <w:r>
-        <w:t>Error: inventory-report.tmp already exists; nothing was changed</w:t>
+        <w:t>Error: csharp\inventory-report.tmp already exists; nothing was changed</w:t>
       </w:r>
     </w:p>
     <w:p>
@@ -7498,7 +7805,7 @@
     </w:p>
     <w:p>
       <w:r>
-        <w:t>Start with the most direct version: main refuses to start if inventory-report.tmp already exists, creates the report with os.WriteFile, checks that it exists with os.Stat, deletes it with os.Remove, and checks again. This Basic version trusts the write and the delete; the Production-Minded version checks them. Every step is commented, so read the comments as you type it.</w:t>
+        <w:t>Start with the most direct version: main refuses to start if its report, .\go\inventory-report.tmp, already exists, creates the report with os.WriteFile, checks that it exists with os.Stat, deletes it with os.Remove, and checks again. This Basic version trusts the write and the delete; the Production-Minded version checks them. Every step is commented, so read the comments as you type it.</w:t>
       </w:r>
     </w:p>
     <w:p>
@@ -7543,15 +7850,15 @@
         <w:pStyle w:val="SourceCode"/>
       </w:pPr>
       <w:r>
-        <w:t>// Remember, import brings in ready-made packages: fmt prints, and os holds</w:t>
-      </w:r>
-    </w:p>
-    <w:p>
-      <w:pPr>
-        <w:pStyle w:val="SourceCode"/>
-      </w:pPr>
-      <w:r>
-        <w:t>// Go's tools for files.</w:t>
+        <w:t>// Remember, import brings in ready-made packages: fmt prints, os holds</w:t>
+      </w:r>
+    </w:p>
+    <w:p>
+      <w:pPr>
+        <w:pStyle w:val="SourceCode"/>
+      </w:pPr>
+      <w:r>
+        <w:t>// Go's tools for files, and path/filepath joins paths.</w:t>
       </w:r>
     </w:p>
     <w:p>
@@ -7583,6 +7890,14 @@
         <w:pStyle w:val="SourceCode"/>
       </w:pPr>
       <w:r>
+        <w:t xml:space="preserve">    "path/filepath"</w:t>
+      </w:r>
+    </w:p>
+    <w:p>
+      <w:pPr>
+        <w:pStyle w:val="SourceCode"/>
+      </w:pPr>
+      <w:r>
         <w:t>)</w:t>
       </w:r>
     </w:p>
@@ -7620,23 +7935,47 @@
         <w:pStyle w:val="SourceCode"/>
       </w:pPr>
       <w:r>
-        <w:t xml:space="preserve">    // exact relative path. Remember, a relative path starts from the</w:t>
-      </w:r>
-    </w:p>
-    <w:p>
-      <w:pPr>
-        <w:pStyle w:val="SourceCode"/>
-      </w:pPr>
-      <w:r>
-        <w:t xml:space="preserve">    // working directory, so the file lands in the folder you run from.</w:t>
-      </w:r>
-    </w:p>
-    <w:p>
-      <w:pPr>
-        <w:pStyle w:val="SourceCode"/>
-      </w:pPr>
-      <w:r>
-        <w:t xml:space="preserve">    var path string = "inventory-report.tmp"</w:t>
+        <w:t xml:space="preserve">    // exact relative path inside the go folder, so the Go programs write</w:t>
+      </w:r>
+    </w:p>
+    <w:p>
+      <w:pPr>
+        <w:pStyle w:val="SourceCode"/>
+      </w:pPr>
+      <w:r>
+        <w:t xml:space="preserve">    // only inside their own folder. Remember, a relative path starts from</w:t>
+      </w:r>
+    </w:p>
+    <w:p>
+      <w:pPr>
+        <w:pStyle w:val="SourceCode"/>
+      </w:pPr>
+      <w:r>
+        <w:t xml:space="preserve">    // the working directory, the lesson-3.6 folder you run from, and join</w:t>
+      </w:r>
+    </w:p>
+    <w:p>
+      <w:pPr>
+        <w:pStyle w:val="SourceCode"/>
+      </w:pPr>
+      <w:r>
+        <w:t xml:space="preserve">    // builds the path with the right separator; in Go that is</w:t>
+      </w:r>
+    </w:p>
+    <w:p>
+      <w:pPr>
+        <w:pStyle w:val="SourceCode"/>
+      </w:pPr>
+      <w:r>
+        <w:t xml:space="preserve">    // filepath.Join.</w:t>
+      </w:r>
+    </w:p>
+    <w:p>
+      <w:pPr>
+        <w:pStyle w:val="SourceCode"/>
+      </w:pPr>
+      <w:r>
+        <w:t xml:space="preserve">    var path string = filepath.Join("go", "inventory-report.tmp")</w:t>
       </w:r>
     </w:p>
     <w:p>
@@ -8022,7 +8361,7 @@
         <w:pStyle w:val="CommandBlock"/>
       </w:pPr>
       <w:r>
-        <w:t>Test-Path inventory-report.tmp</w:t>
+        <w:t>Test-Path .\go\inventory-report.tmp</w:t>
       </w:r>
     </w:p>
     <w:p>
@@ -8061,7 +8400,7 @@
         <w:pStyle w:val="CommandBlock"/>
       </w:pPr>
       <w:r>
-        <w:t>ls inventory-report.tmp</w:t>
+        <w:t>ls ./go/inventory-report.tmp</w:t>
       </w:r>
     </w:p>
     <w:p>
@@ -8096,7 +8435,7 @@
         <w:keepNext/>
       </w:pPr>
       <w:r>
-        <w:t>Created: inventory-report.tmp</w:t>
+        <w:t>Created: go\inventory-report.tmp</w:t>
       </w:r>
     </w:p>
     <w:p>
@@ -8105,7 +8444,7 @@
         <w:keepNext/>
       </w:pPr>
       <w:r>
-        <w:t>inventory-report.tmp exists: yes</w:t>
+        <w:t>go\inventory-report.tmp exists: yes</w:t>
       </w:r>
     </w:p>
     <w:p>
@@ -8114,7 +8453,7 @@
         <w:keepNext/>
       </w:pPr>
       <w:r>
-        <w:t>Deleted: inventory-report.tmp</w:t>
+        <w:t>Deleted: go\inventory-report.tmp</w:t>
       </w:r>
     </w:p>
     <w:p>
@@ -8122,7 +8461,7 @@
         <w:pStyle w:val="RequiredOutput"/>
       </w:pPr>
       <w:r>
-        <w:t>inventory-report.tmp exists: no</w:t>
+        <w:t>go\inventory-report.tmp exists: no</w:t>
       </w:r>
     </w:p>
     <w:p>
@@ -8159,7 +8498,7 @@
         <w:pStyle w:val="ListBullet"/>
       </w:pPr>
       <w:r>
-        <w:t>Test-Path inventory-report.tmp asks PowerShell the same question from outside the program, and prints False: the file is gone. On Linux or macOS, ls prints ls: cannot access 'inventory-report.tmp': No such file or directory.</w:t>
+        <w:t>Test-Path .\go\inventory-report.tmp asks PowerShell the same question from outside the program, and prints False: the file is gone. On Linux or macOS, ls prints ls: cannot access './go/inventory-report.tmp': No such file or directory.</w:t>
       </w:r>
     </w:p>
     <w:p>
@@ -8175,7 +8514,7 @@
         <w:pStyle w:val="ListBullet"/>
       </w:pPr>
       <w:r>
-        <w:t>If the program prints Error: inventory-report.tmp already exists; nothing was changed instead, a file with that name is already in the lesson-3.6 folder, perhaps left by a run that stopped partway. Open it to see whether you need it; if not, delete it yourself with Remove-Item inventory-report.tmp (rm on Linux or macOS), and run the program again.</w:t>
+        <w:t>If the program prints an Error line that ends in already exists; nothing was changed instead, a file with that name is already in the .\go folder, perhaps left by a run that stopped partway. Open it to see whether you need it; if not, delete it yourself with Remove-Item .\go\inventory-report.tmp (rm ./go/inventory-report.tmp on Linux or macOS), and run the program again.</w:t>
       </w:r>
     </w:p>
     <w:p>
@@ -8251,7 +8590,7 @@
         <w:pStyle w:val="SourceCode"/>
       </w:pPr>
       <w:r>
-        <w:t>// values, and os holds Go's tools for files.</w:t>
+        <w:t>// values, os holds Go's tools for files, and path/filepath joins paths.</w:t>
       </w:r>
     </w:p>
     <w:p>
@@ -8291,6 +8630,14 @@
         <w:pStyle w:val="SourceCode"/>
       </w:pPr>
       <w:r>
+        <w:t xml:space="preserve">    "path/filepath"</w:t>
+      </w:r>
+    </w:p>
+    <w:p>
+      <w:pPr>
+        <w:pStyle w:val="SourceCode"/>
+      </w:pPr>
+      <w:r>
         <w:t>)</w:t>
       </w:r>
     </w:p>
@@ -8607,7 +8954,23 @@
         <w:pStyle w:val="SourceCode"/>
       </w:pPr>
       <w:r>
-        <w:t xml:space="preserve">    var path string = "inventory-report.tmp"</w:t>
+        <w:t xml:space="preserve">    // The report is inside the go folder, so the Go programs write only</w:t>
+      </w:r>
+    </w:p>
+    <w:p>
+      <w:pPr>
+        <w:pStyle w:val="SourceCode"/>
+      </w:pPr>
+      <w:r>
+        <w:t xml:space="preserve">    // there. Remember, join builds the path with the right separator.</w:t>
+      </w:r>
+    </w:p>
+    <w:p>
+      <w:pPr>
+        <w:pStyle w:val="SourceCode"/>
+      </w:pPr>
+      <w:r>
+        <w:t xml:space="preserve">    var path string = filepath.Join("go", "inventory-report.tmp")</w:t>
       </w:r>
     </w:p>
     <w:p>
@@ -8893,7 +9256,7 @@
         <w:pStyle w:val="CommandBlock"/>
       </w:pPr>
       <w:r>
-        <w:t>Test-Path inventory-report.tmp</w:t>
+        <w:t>Test-Path .\go\inventory-report.tmp</w:t>
       </w:r>
     </w:p>
     <w:p>
@@ -8941,7 +9304,7 @@
         <w:pStyle w:val="CommandBlock"/>
       </w:pPr>
       <w:r>
-        <w:t>ls inventory-report.tmp</w:t>
+        <w:t>ls ./go/inventory-report.tmp</w:t>
       </w:r>
     </w:p>
     <w:p>
@@ -8976,7 +9339,7 @@
         <w:keepNext/>
       </w:pPr>
       <w:r>
-        <w:t>Created: inventory-report.tmp</w:t>
+        <w:t>Created: go\inventory-report.tmp</w:t>
       </w:r>
     </w:p>
     <w:p>
@@ -8985,7 +9348,7 @@
         <w:keepNext/>
       </w:pPr>
       <w:r>
-        <w:t>inventory-report.tmp exists: yes</w:t>
+        <w:t>go\inventory-report.tmp exists: yes</w:t>
       </w:r>
     </w:p>
     <w:p>
@@ -8994,7 +9357,7 @@
         <w:keepNext/>
       </w:pPr>
       <w:r>
-        <w:t>Deleted: inventory-report.tmp</w:t>
+        <w:t>Deleted: go\inventory-report.tmp</w:t>
       </w:r>
     </w:p>
     <w:p>
@@ -9002,7 +9365,7 @@
         <w:pStyle w:val="RequiredOutput"/>
       </w:pPr>
       <w:r>
-        <w:t>inventory-report.tmp exists: no</w:t>
+        <w:t>go\inventory-report.tmp exists: no</w:t>
       </w:r>
     </w:p>
     <w:p>
@@ -9039,7 +9402,7 @@
         <w:pStyle w:val="ListBullet"/>
       </w:pPr>
       <w:r>
-        <w:t>If the program prints Error: inventory-report.tmp already exists; nothing was changed instead, a file with that name is already in the lesson-3.6 folder, perhaps left by a run that stopped partway. Open it to see whether you need it; if not, delete it yourself with Remove-Item inventory-report.tmp (rm on Linux or macOS), and run the program again.</w:t>
+        <w:t>If the program prints an Error line that ends in already exists; nothing was changed instead, a file with that name is already in the .\go folder, perhaps left by a run that stopped partway. Open it to see whether you need it; if not, delete it yourself with Remove-Item .\go\inventory-report.tmp (rm ./go/inventory-report.tmp on Linux or macOS), and run the program again.</w:t>
       </w:r>
     </w:p>
     <w:p>
@@ -9068,7 +9431,7 @@
         <w:keepNext/>
       </w:pPr>
       <w:r>
-        <w:t>Now see the safety rule work. Set-Content, PowerShell's command for writing text into a file, saves your own inventory-report.tmp, holding the words my notes, before the program runs. The program must refuse to touch it. $LASTEXITCODE shows the exit code, Get-Content shows that your file is unchanged, and Remove-Item then deletes your file, the one named file and nothing else, and Test-Path confirms it is gone.</w:t>
+        <w:t>Now see the safety rule work. Set-Content, PowerShell's command for writing text into a file, saves your own .\go\inventory-report.tmp, holding the words my notes, before the program runs. The program must refuse to touch it. $LASTEXITCODE shows the exit code, Get-Content shows that your file is unchanged, and Remove-Item then deletes your file, the one named file and nothing else, and Test-Path confirms it is gone.</w:t>
       </w:r>
     </w:p>
     <w:p>
@@ -9082,7 +9445,7 @@
         <w:keepNext/>
       </w:pPr>
       <w:r>
-        <w:t>Set-Content inventory-report.tmp "my notes"</w:t>
+        <w:t>Set-Content .\go\inventory-report.tmp "my notes"</w:t>
       </w:r>
     </w:p>
     <w:p>
@@ -9109,7 +9472,7 @@
         <w:keepNext/>
       </w:pPr>
       <w:r>
-        <w:t>Get-Content inventory-report.tmp</w:t>
+        <w:t>Get-Content .\go\inventory-report.tmp</w:t>
       </w:r>
     </w:p>
     <w:p>
@@ -9118,7 +9481,7 @@
         <w:keepNext/>
       </w:pPr>
       <w:r>
-        <w:t>Remove-Item inventory-report.tmp</w:t>
+        <w:t>Remove-Item .\go\inventory-report.tmp</w:t>
       </w:r>
     </w:p>
     <w:p>
@@ -9126,7 +9489,7 @@
         <w:pStyle w:val="CommandBlock"/>
       </w:pPr>
       <w:r>
-        <w:t>Test-Path inventory-report.tmp</w:t>
+        <w:t>Test-Path .\go\inventory-report.tmp</w:t>
       </w:r>
     </w:p>
     <w:p>
@@ -9161,7 +9524,7 @@
         <w:keepNext/>
       </w:pPr>
       <w:r>
-        <w:t>echo "my notes" &gt; inventory-report.tmp</w:t>
+        <w:t>echo "my notes" &gt; ./go/inventory-report.tmp</w:t>
       </w:r>
     </w:p>
     <w:p>
@@ -9188,7 +9551,7 @@
         <w:keepNext/>
       </w:pPr>
       <w:r>
-        <w:t>cat inventory-report.tmp</w:t>
+        <w:t>cat ./go/inventory-report.tmp</w:t>
       </w:r>
     </w:p>
     <w:p>
@@ -9197,7 +9560,7 @@
         <w:keepNext/>
       </w:pPr>
       <w:r>
-        <w:t>rm inventory-report.tmp</w:t>
+        <w:t>rm ./go/inventory-report.tmp</w:t>
       </w:r>
     </w:p>
     <w:p>
@@ -9205,7 +9568,7 @@
         <w:pStyle w:val="CommandBlock"/>
       </w:pPr>
       <w:r>
-        <w:t>ls inventory-report.tmp</w:t>
+        <w:t>ls ./go/inventory-report.tmp</w:t>
       </w:r>
     </w:p>
     <w:p>
@@ -9231,7 +9594,7 @@
         <w:pStyle w:val="RequiredOutput"/>
       </w:pPr>
       <w:r>
-        <w:t>Error: inventory-report.tmp already exists; nothing was changed</w:t>
+        <w:t>Error: go\inventory-report.tmp already exists; nothing was changed</w:t>
       </w:r>
     </w:p>
     <w:p>
@@ -9267,7 +9630,7 @@
         <w:pStyle w:val="ListBullet"/>
       </w:pPr>
       <w:r>
-        <w:t>os.Remove on a missing file returns an error value, remove inventory-report.tmp: The system cannot find the file specified. deleteFile checks first instead, so the message is the same in every language.</w:t>
+        <w:t>os.Remove on a missing file returns an error value: remove, then the path, then The system cannot find the file specified. deleteFile checks first instead, so the message is the same in every language.</w:t>
       </w:r>
     </w:p>
     <w:p>
@@ -9363,7 +9726,7 @@
     </w:p>
     <w:p>
       <w:r>
-        <w:t>Start with the most direct version: main refuses to start if inventory-report.tmp already exists, creates the report with write_text, checks that it exists, deletes it with os.remove, and checks again. This Basic version trusts the write and the delete; the Production-Minded version checks them. Every step is commented, so read the comments as you type it.</w:t>
+        <w:t>Start with the most direct version: main refuses to start if its report, .\python\inventory-report.tmp, already exists, creates the report with write_text, checks that it exists, deletes it with os.remove, and checks again. This Basic version trusts the write and the delete; the Production-Minded version checks them. Every step is commented, so read the comments as you type it.</w:t>
       </w:r>
     </w:p>
     <w:p>
@@ -9468,23 +9831,47 @@
         <w:pStyle w:val="SourceCode"/>
       </w:pPr>
       <w:r>
-        <w:t xml:space="preserve">    # exact relative path. Remember, a relative path starts from the</w:t>
-      </w:r>
-    </w:p>
-    <w:p>
-      <w:pPr>
-        <w:pStyle w:val="SourceCode"/>
-      </w:pPr>
-      <w:r>
-        <w:t xml:space="preserve">    # working directory, so the file lands in the folder you run from.</w:t>
-      </w:r>
-    </w:p>
-    <w:p>
-      <w:pPr>
-        <w:pStyle w:val="SourceCode"/>
-      </w:pPr>
-      <w:r>
-        <w:t xml:space="preserve">    path = "inventory-report.tmp"</w:t>
+        <w:t xml:space="preserve">    # exact relative path inside the python folder, so the Python programs</w:t>
+      </w:r>
+    </w:p>
+    <w:p>
+      <w:pPr>
+        <w:pStyle w:val="SourceCode"/>
+      </w:pPr>
+      <w:r>
+        <w:t xml:space="preserve">    # write only inside their own folder. Remember, a relative path starts</w:t>
+      </w:r>
+    </w:p>
+    <w:p>
+      <w:pPr>
+        <w:pStyle w:val="SourceCode"/>
+      </w:pPr>
+      <w:r>
+        <w:t xml:space="preserve">    # from the working directory, the lesson-3.6 folder you run from, and</w:t>
+      </w:r>
+    </w:p>
+    <w:p>
+      <w:pPr>
+        <w:pStyle w:val="SourceCode"/>
+      </w:pPr>
+      <w:r>
+        <w:t xml:space="preserve">    # join builds the path with the right separator; in Python that is</w:t>
+      </w:r>
+    </w:p>
+    <w:p>
+      <w:pPr>
+        <w:pStyle w:val="SourceCode"/>
+      </w:pPr>
+      <w:r>
+        <w:t xml:space="preserve">    # os.path.join.</w:t>
+      </w:r>
+    </w:p>
+    <w:p>
+      <w:pPr>
+        <w:pStyle w:val="SourceCode"/>
+      </w:pPr>
+      <w:r>
+        <w:t xml:space="preserve">    path = os.path.join("python", "inventory-report.tmp")</w:t>
       </w:r>
     </w:p>
     <w:p>
@@ -9831,7 +10218,7 @@
         <w:pStyle w:val="CommandBlock"/>
       </w:pPr>
       <w:r>
-        <w:t>Test-Path inventory-report.tmp</w:t>
+        <w:t>Test-Path .\python\inventory-report.tmp</w:t>
       </w:r>
     </w:p>
     <w:p>
@@ -9861,7 +10248,7 @@
         <w:pStyle w:val="CommandBlock"/>
       </w:pPr>
       <w:r>
-        <w:t>ls inventory-report.tmp</w:t>
+        <w:t>ls ./python/inventory-report.tmp</w:t>
       </w:r>
     </w:p>
     <w:p>
@@ -9896,7 +10283,7 @@
         <w:keepNext/>
       </w:pPr>
       <w:r>
-        <w:t>Created: inventory-report.tmp</w:t>
+        <w:t>Created: python\inventory-report.tmp</w:t>
       </w:r>
     </w:p>
     <w:p>
@@ -9905,7 +10292,7 @@
         <w:keepNext/>
       </w:pPr>
       <w:r>
-        <w:t>inventory-report.tmp exists: yes</w:t>
+        <w:t>python\inventory-report.tmp exists: yes</w:t>
       </w:r>
     </w:p>
     <w:p>
@@ -9914,7 +10301,7 @@
         <w:keepNext/>
       </w:pPr>
       <w:r>
-        <w:t>Deleted: inventory-report.tmp</w:t>
+        <w:t>Deleted: python\inventory-report.tmp</w:t>
       </w:r>
     </w:p>
     <w:p>
@@ -9922,7 +10309,7 @@
         <w:pStyle w:val="RequiredOutput"/>
       </w:pPr>
       <w:r>
-        <w:t>inventory-report.tmp exists: no</w:t>
+        <w:t>python\inventory-report.tmp exists: no</w:t>
       </w:r>
     </w:p>
     <w:p>
@@ -9959,7 +10346,7 @@
         <w:pStyle w:val="ListBullet"/>
       </w:pPr>
       <w:r>
-        <w:t>Test-Path inventory-report.tmp asks PowerShell the same question from outside the program, and prints False: the file is gone. On Linux or macOS, ls prints ls: cannot access 'inventory-report.tmp': No such file or directory.</w:t>
+        <w:t>Test-Path .\python\inventory-report.tmp asks PowerShell the same question from outside the program, and prints False: the file is gone. On Linux or macOS, ls prints ls: cannot access './python/inventory-report.tmp': No such file or directory.</w:t>
       </w:r>
     </w:p>
     <w:p>
@@ -9975,7 +10362,7 @@
         <w:pStyle w:val="ListBullet"/>
       </w:pPr>
       <w:r>
-        <w:t>If the program prints Error: inventory-report.tmp already exists; nothing was changed instead, a file with that name is already in the lesson-3.6 folder, perhaps left by a run that stopped partway. Open it to see whether you need it; if not, delete it yourself with Remove-Item inventory-report.tmp (rm on Linux or macOS), and run the program again.</w:t>
+        <w:t>If the program prints an Error line that ends in already exists; nothing was changed instead, a file with that name is already in the .\python folder, perhaps left by a run that stopped partway. Open it to see whether you need it; if not, delete it yourself with Remove-Item .\python\inventory-report.tmp (rm ./python/inventory-report.tmp on Linux or macOS), and run the program again.</w:t>
       </w:r>
     </w:p>
     <w:p>
@@ -10307,7 +10694,31 @@
         <w:pStyle w:val="SourceCode"/>
       </w:pPr>
       <w:r>
-        <w:t xml:space="preserve">    path = "inventory-report.tmp"</w:t>
+        <w:t xml:space="preserve">    # The report is inside the python folder, so the Python programs</w:t>
+      </w:r>
+    </w:p>
+    <w:p>
+      <w:pPr>
+        <w:pStyle w:val="SourceCode"/>
+      </w:pPr>
+      <w:r>
+        <w:t xml:space="preserve">    # write only there. Remember, join builds the path with the right</w:t>
+      </w:r>
+    </w:p>
+    <w:p>
+      <w:pPr>
+        <w:pStyle w:val="SourceCode"/>
+      </w:pPr>
+      <w:r>
+        <w:t xml:space="preserve">    # separator.</w:t>
+      </w:r>
+    </w:p>
+    <w:p>
+      <w:pPr>
+        <w:pStyle w:val="SourceCode"/>
+      </w:pPr>
+      <w:r>
+        <w:t xml:space="preserve">    path = os.path.join("python", "inventory-report.tmp")</w:t>
       </w:r>
     </w:p>
     <w:p>
@@ -10586,7 +10997,7 @@
         <w:pStyle w:val="CommandBlock"/>
       </w:pPr>
       <w:r>
-        <w:t>Test-Path inventory-report.tmp</w:t>
+        <w:t>Test-Path .\python\inventory-report.tmp</w:t>
       </w:r>
     </w:p>
     <w:p>
@@ -10625,7 +11036,7 @@
         <w:pStyle w:val="CommandBlock"/>
       </w:pPr>
       <w:r>
-        <w:t>ls inventory-report.tmp</w:t>
+        <w:t>ls ./python/inventory-report.tmp</w:t>
       </w:r>
     </w:p>
     <w:p>
@@ -10660,7 +11071,7 @@
         <w:keepNext/>
       </w:pPr>
       <w:r>
-        <w:t>Created: inventory-report.tmp</w:t>
+        <w:t>Created: python\inventory-report.tmp</w:t>
       </w:r>
     </w:p>
     <w:p>
@@ -10669,7 +11080,7 @@
         <w:keepNext/>
       </w:pPr>
       <w:r>
-        <w:t>inventory-report.tmp exists: yes</w:t>
+        <w:t>python\inventory-report.tmp exists: yes</w:t>
       </w:r>
     </w:p>
     <w:p>
@@ -10678,7 +11089,7 @@
         <w:keepNext/>
       </w:pPr>
       <w:r>
-        <w:t>Deleted: inventory-report.tmp</w:t>
+        <w:t>Deleted: python\inventory-report.tmp</w:t>
       </w:r>
     </w:p>
     <w:p>
@@ -10686,7 +11097,7 @@
         <w:pStyle w:val="RequiredOutput"/>
       </w:pPr>
       <w:r>
-        <w:t>inventory-report.tmp exists: no</w:t>
+        <w:t>python\inventory-report.tmp exists: no</w:t>
       </w:r>
     </w:p>
     <w:p>
@@ -10723,7 +11134,7 @@
         <w:pStyle w:val="ListBullet"/>
       </w:pPr>
       <w:r>
-        <w:t>If the program prints Error: inventory-report.tmp already exists; nothing was changed instead, a file with that name is already in the lesson-3.6 folder, perhaps left by a run that stopped partway. Open it to see whether you need it; if not, delete it yourself with Remove-Item inventory-report.tmp (rm on Linux or macOS), and run the program again.</w:t>
+        <w:t>If the program prints an Error line that ends in already exists; nothing was changed instead, a file with that name is already in the .\python folder, perhaps left by a run that stopped partway. Open it to see whether you need it; if not, delete it yourself with Remove-Item .\python\inventory-report.tmp (rm ./python/inventory-report.tmp on Linux or macOS), and run the program again.</w:t>
       </w:r>
     </w:p>
     <w:p>
@@ -10752,7 +11163,7 @@
         <w:keepNext/>
       </w:pPr>
       <w:r>
-        <w:t>Now see the safety rule work. Set-Content, PowerShell's command for writing text into a file, saves your own inventory-report.tmp, holding the words my notes, before the program runs. The program must refuse to touch it. $LASTEXITCODE shows the exit code, Get-Content shows that your file is unchanged, and Remove-Item then deletes your file, the one named file and nothing else, and Test-Path confirms it is gone.</w:t>
+        <w:t>Now see the safety rule work. Set-Content, PowerShell's command for writing text into a file, saves your own .\python\inventory-report.tmp, holding the words my notes, before the program runs. The program must refuse to touch it. $LASTEXITCODE shows the exit code, Get-Content shows that your file is unchanged, and Remove-Item then deletes your file, the one named file and nothing else, and Test-Path confirms it is gone.</w:t>
       </w:r>
     </w:p>
     <w:p>
@@ -10766,7 +11177,7 @@
         <w:keepNext/>
       </w:pPr>
       <w:r>
-        <w:t>Set-Content inventory-report.tmp "my notes"</w:t>
+        <w:t>Set-Content .\python\inventory-report.tmp "my notes"</w:t>
       </w:r>
     </w:p>
     <w:p>
@@ -10793,7 +11204,7 @@
         <w:keepNext/>
       </w:pPr>
       <w:r>
-        <w:t>Get-Content inventory-report.tmp</w:t>
+        <w:t>Get-Content .\python\inventory-report.tmp</w:t>
       </w:r>
     </w:p>
     <w:p>
@@ -10802,7 +11213,7 @@
         <w:keepNext/>
       </w:pPr>
       <w:r>
-        <w:t>Remove-Item inventory-report.tmp</w:t>
+        <w:t>Remove-Item .\python\inventory-report.tmp</w:t>
       </w:r>
     </w:p>
     <w:p>
@@ -10810,7 +11221,7 @@
         <w:pStyle w:val="CommandBlock"/>
       </w:pPr>
       <w:r>
-        <w:t>Test-Path inventory-report.tmp</w:t>
+        <w:t>Test-Path .\python\inventory-report.tmp</w:t>
       </w:r>
     </w:p>
     <w:p>
@@ -10845,7 +11256,7 @@
         <w:keepNext/>
       </w:pPr>
       <w:r>
-        <w:t>echo "my notes" &gt; inventory-report.tmp</w:t>
+        <w:t>echo "my notes" &gt; ./python/inventory-report.tmp</w:t>
       </w:r>
     </w:p>
     <w:p>
@@ -10872,7 +11283,7 @@
         <w:keepNext/>
       </w:pPr>
       <w:r>
-        <w:t>cat inventory-report.tmp</w:t>
+        <w:t>cat ./python/inventory-report.tmp</w:t>
       </w:r>
     </w:p>
     <w:p>
@@ -10881,7 +11292,7 @@
         <w:keepNext/>
       </w:pPr>
       <w:r>
-        <w:t>rm inventory-report.tmp</w:t>
+        <w:t>rm ./python/inventory-report.tmp</w:t>
       </w:r>
     </w:p>
     <w:p>
@@ -10889,7 +11300,7 @@
         <w:pStyle w:val="CommandBlock"/>
       </w:pPr>
       <w:r>
-        <w:t>ls inventory-report.tmp</w:t>
+        <w:t>ls ./python/inventory-report.tmp</w:t>
       </w:r>
     </w:p>
     <w:p>
@@ -10915,7 +11326,7 @@
         <w:pStyle w:val="RequiredOutput"/>
       </w:pPr>
       <w:r>
-        <w:t>Error: inventory-report.tmp already exists; nothing was changed</w:t>
+        <w:t>Error: python\inventory-report.tmp already exists; nothing was changed</w:t>
       </w:r>
     </w:p>
     <w:p>
@@ -11047,7 +11458,7 @@
     </w:p>
     <w:p>
       <w:r>
-        <w:t>Start with the most direct version: main refuses to start if inventory-report.tmp already exists, creates the report with writeFileSync, checks that it exists, deletes it with unlinkSync, and checks again. This Basic version trusts the write and the delete; the Production-Minded version checks them. Every step is commented, so read the comments as you type it.</w:t>
+        <w:t>Start with the most direct version: main refuses to start if its report, .\typescript\inventory-report.tmp, already exists, creates the report with writeFileSync, checks that it exists, deletes it with unlinkSync, and checks again. This Basic version trusts the write and the delete; the Production-Minded version checks them. Every step is commented, so read the comments as you type it.</w:t>
       </w:r>
     </w:p>
     <w:p>
@@ -11078,7 +11489,15 @@
         <w:keepNext/>
       </w:pPr>
       <w:r>
-        <w:t>// Node's tools for files, including unlinkSync, which deletes a file.</w:t>
+        <w:t>// Node's tools for files, including unlinkSync, which deletes a file, and</w:t>
+      </w:r>
+    </w:p>
+    <w:p>
+      <w:pPr>
+        <w:pStyle w:val="SourceCode"/>
+      </w:pPr>
+      <w:r>
+        <w:t>// join from node:path joins paths.</w:t>
       </w:r>
     </w:p>
     <w:p>
@@ -11093,6 +11512,14 @@
       <w:pPr>
         <w:pStyle w:val="SourceCode"/>
       </w:pPr>
+      <w:r>
+        <w:t>import { join } from "node:path";</w:t>
+      </w:r>
+    </w:p>
+    <w:p>
+      <w:pPr>
+        <w:pStyle w:val="SourceCode"/>
+      </w:pPr>
     </w:p>
     <w:p>
       <w:pPr>
@@ -11123,23 +11550,39 @@
         <w:pStyle w:val="SourceCode"/>
       </w:pPr>
       <w:r>
-        <w:t xml:space="preserve">    // exact relative path. Remember, a relative path starts from the</w:t>
-      </w:r>
-    </w:p>
-    <w:p>
-      <w:pPr>
-        <w:pStyle w:val="SourceCode"/>
-      </w:pPr>
-      <w:r>
-        <w:t xml:space="preserve">    // working directory, so the file lands in the folder you run from.</w:t>
-      </w:r>
-    </w:p>
-    <w:p>
-      <w:pPr>
-        <w:pStyle w:val="SourceCode"/>
-      </w:pPr>
-      <w:r>
-        <w:t xml:space="preserve">    const path: string = "inventory-report.tmp";</w:t>
+        <w:t xml:space="preserve">    // exact relative path inside the typescript folder, so the TypeScript</w:t>
+      </w:r>
+    </w:p>
+    <w:p>
+      <w:pPr>
+        <w:pStyle w:val="SourceCode"/>
+      </w:pPr>
+      <w:r>
+        <w:t xml:space="preserve">    // programs write only inside their own folder. Remember, a relative</w:t>
+      </w:r>
+    </w:p>
+    <w:p>
+      <w:pPr>
+        <w:pStyle w:val="SourceCode"/>
+      </w:pPr>
+      <w:r>
+        <w:t xml:space="preserve">    // path starts from the working directory, the lesson-3.6 folder you</w:t>
+      </w:r>
+    </w:p>
+    <w:p>
+      <w:pPr>
+        <w:pStyle w:val="SourceCode"/>
+      </w:pPr>
+      <w:r>
+        <w:t xml:space="preserve">    // run from, and join builds the path with the right separator.</w:t>
+      </w:r>
+    </w:p>
+    <w:p>
+      <w:pPr>
+        <w:pStyle w:val="SourceCode"/>
+      </w:pPr>
+      <w:r>
+        <w:t xml:space="preserve">    const path: string = join("typescript", "inventory-report.tmp");</w:t>
       </w:r>
     </w:p>
     <w:p>
@@ -11500,7 +11943,7 @@
         <w:pStyle w:val="CommandBlock"/>
       </w:pPr>
       <w:r>
-        <w:t>Test-Path inventory-report.tmp</w:t>
+        <w:t>Test-Path .\typescript\inventory-report.tmp</w:t>
       </w:r>
     </w:p>
     <w:p>
@@ -11548,7 +11991,7 @@
         <w:pStyle w:val="CommandBlock"/>
       </w:pPr>
       <w:r>
-        <w:t>ls inventory-report.tmp</w:t>
+        <w:t>ls ./typescript/inventory-report.tmp</w:t>
       </w:r>
     </w:p>
     <w:p>
@@ -11583,7 +12026,7 @@
         <w:keepNext/>
       </w:pPr>
       <w:r>
-        <w:t>Created: inventory-report.tmp</w:t>
+        <w:t>Created: typescript\inventory-report.tmp</w:t>
       </w:r>
     </w:p>
     <w:p>
@@ -11592,7 +12035,7 @@
         <w:keepNext/>
       </w:pPr>
       <w:r>
-        <w:t>inventory-report.tmp exists: yes</w:t>
+        <w:t>typescript\inventory-report.tmp exists: yes</w:t>
       </w:r>
     </w:p>
     <w:p>
@@ -11601,7 +12044,7 @@
         <w:keepNext/>
       </w:pPr>
       <w:r>
-        <w:t>Deleted: inventory-report.tmp</w:t>
+        <w:t>Deleted: typescript\inventory-report.tmp</w:t>
       </w:r>
     </w:p>
     <w:p>
@@ -11609,7 +12052,7 @@
         <w:pStyle w:val="RequiredOutput"/>
       </w:pPr>
       <w:r>
-        <w:t>inventory-report.tmp exists: no</w:t>
+        <w:t>typescript\inventory-report.tmp exists: no</w:t>
       </w:r>
     </w:p>
     <w:p>
@@ -11646,7 +12089,7 @@
         <w:pStyle w:val="ListBullet"/>
       </w:pPr>
       <w:r>
-        <w:t>Test-Path inventory-report.tmp asks PowerShell the same question from outside the program, and prints False: the file is gone. On Linux or macOS, ls prints ls: cannot access 'inventory-report.tmp': No such file or directory.</w:t>
+        <w:t>Test-Path .\typescript\inventory-report.tmp asks PowerShell the same question from outside the program, and prints False: the file is gone. On Linux or macOS, ls prints ls: cannot access './typescript/inventory-report.tmp': No such file or directory.</w:t>
       </w:r>
     </w:p>
     <w:p>
@@ -11662,7 +12105,7 @@
         <w:pStyle w:val="ListBullet"/>
       </w:pPr>
       <w:r>
-        <w:t>If the program prints Error: inventory-report.tmp already exists; nothing was changed instead, a file with that name is already in the lesson-3.6 folder, perhaps left by a run that stopped partway. Open it to see whether you need it; if not, delete it yourself with Remove-Item inventory-report.tmp (rm on Linux or macOS), and run the program again.</w:t>
+        <w:t>If the program prints an Error line that ends in already exists; nothing was changed instead, a file with that name is already in the .\typescript folder, perhaps left by a run that stopped partway. Open it to see whether you need it; if not, delete it yourself with Remove-Item .\typescript\inventory-report.tmp (rm ./typescript/inventory-report.tmp on Linux or macOS), and run the program again.</w:t>
       </w:r>
     </w:p>
     <w:p>
@@ -11724,7 +12167,7 @@
         <w:keepNext/>
       </w:pPr>
       <w:r>
-        <w:t>// Node's tools for files.</w:t>
+        <w:t>// Node's tools for files, and join from node:path joins paths.</w:t>
       </w:r>
     </w:p>
     <w:p>
@@ -11755,6 +12198,14 @@
       <w:pPr>
         <w:pStyle w:val="SourceCode"/>
       </w:pPr>
+      <w:r>
+        <w:t>import { join } from "node:path";</w:t>
+      </w:r>
+    </w:p>
+    <w:p>
+      <w:pPr>
+        <w:pStyle w:val="SourceCode"/>
+      </w:pPr>
     </w:p>
     <w:p>
       <w:pPr>
@@ -12003,7 +12454,31 @@
         <w:pStyle w:val="SourceCode"/>
       </w:pPr>
       <w:r>
-        <w:t xml:space="preserve">    const path: string = "inventory-report.tmp";</w:t>
+        <w:t xml:space="preserve">    // The report is inside the typescript folder, so the TypeScript</w:t>
+      </w:r>
+    </w:p>
+    <w:p>
+      <w:pPr>
+        <w:pStyle w:val="SourceCode"/>
+      </w:pPr>
+      <w:r>
+        <w:t xml:space="preserve">    // programs write only there. Remember, join builds the path with the</w:t>
+      </w:r>
+    </w:p>
+    <w:p>
+      <w:pPr>
+        <w:pStyle w:val="SourceCode"/>
+      </w:pPr>
+      <w:r>
+        <w:t xml:space="preserve">    // right separator.</w:t>
+      </w:r>
+    </w:p>
+    <w:p>
+      <w:pPr>
+        <w:pStyle w:val="SourceCode"/>
+      </w:pPr>
+      <w:r>
+        <w:t xml:space="preserve">    const path: string = join("typescript", "inventory-report.tmp");</w:t>
       </w:r>
     </w:p>
     <w:p>
@@ -12336,7 +12811,7 @@
         <w:pStyle w:val="CommandBlock"/>
       </w:pPr>
       <w:r>
-        <w:t>Test-Path inventory-report.tmp</w:t>
+        <w:t>Test-Path .\typescript\inventory-report.tmp</w:t>
       </w:r>
     </w:p>
     <w:p>
@@ -12393,7 +12868,7 @@
         <w:pStyle w:val="CommandBlock"/>
       </w:pPr>
       <w:r>
-        <w:t>ls inventory-report.tmp</w:t>
+        <w:t>ls ./typescript/inventory-report.tmp</w:t>
       </w:r>
     </w:p>
     <w:p>
@@ -12428,7 +12903,7 @@
         <w:keepNext/>
       </w:pPr>
       <w:r>
-        <w:t>Created: inventory-report.tmp</w:t>
+        <w:t>Created: typescript\inventory-report.tmp</w:t>
       </w:r>
     </w:p>
     <w:p>
@@ -12437,7 +12912,7 @@
         <w:keepNext/>
       </w:pPr>
       <w:r>
-        <w:t>inventory-report.tmp exists: yes</w:t>
+        <w:t>typescript\inventory-report.tmp exists: yes</w:t>
       </w:r>
     </w:p>
     <w:p>
@@ -12446,7 +12921,7 @@
         <w:keepNext/>
       </w:pPr>
       <w:r>
-        <w:t>Deleted: inventory-report.tmp</w:t>
+        <w:t>Deleted: typescript\inventory-report.tmp</w:t>
       </w:r>
     </w:p>
     <w:p>
@@ -12454,7 +12929,7 @@
         <w:pStyle w:val="RequiredOutput"/>
       </w:pPr>
       <w:r>
-        <w:t>inventory-report.tmp exists: no</w:t>
+        <w:t>typescript\inventory-report.tmp exists: no</w:t>
       </w:r>
     </w:p>
     <w:p>
@@ -12491,7 +12966,7 @@
         <w:pStyle w:val="ListBullet"/>
       </w:pPr>
       <w:r>
-        <w:t>If the program prints Error: inventory-report.tmp already exists; nothing was changed instead, a file with that name is already in the lesson-3.6 folder, perhaps left by a run that stopped partway. Open it to see whether you need it; if not, delete it yourself with Remove-Item inventory-report.tmp (rm on Linux or macOS), and run the program again.</w:t>
+        <w:t>If the program prints an Error line that ends in already exists; nothing was changed instead, a file with that name is already in the .\typescript folder, perhaps left by a run that stopped partway. Open it to see whether you need it; if not, delete it yourself with Remove-Item .\typescript\inventory-report.tmp (rm ./typescript/inventory-report.tmp on Linux or macOS), and run the program again.</w:t>
       </w:r>
     </w:p>
     <w:p>
@@ -12520,7 +12995,7 @@
         <w:keepNext/>
       </w:pPr>
       <w:r>
-        <w:t>Now see the safety rule work. Set-Content, PowerShell's command for writing text into a file, saves your own inventory-report.tmp, holding the words my notes, before the program runs. The program must refuse to touch it. $LASTEXITCODE shows the exit code, Get-Content shows that your file is unchanged, and Remove-Item then deletes your file, the one named file and nothing else, and Test-Path confirms it is gone.</w:t>
+        <w:t>Now see the safety rule work. Set-Content, PowerShell's command for writing text into a file, saves your own .\typescript\inventory-report.tmp, holding the words my notes, before the program runs. The program must refuse to touch it. $LASTEXITCODE shows the exit code, Get-Content shows that your file is unchanged, and Remove-Item then deletes your file, the one named file and nothing else, and Test-Path confirms it is gone.</w:t>
       </w:r>
     </w:p>
     <w:p>
@@ -12534,7 +13009,7 @@
         <w:keepNext/>
       </w:pPr>
       <w:r>
-        <w:t>Set-Content inventory-report.tmp "my notes"</w:t>
+        <w:t>Set-Content .\typescript\inventory-report.tmp "my notes"</w:t>
       </w:r>
     </w:p>
     <w:p>
@@ -12561,7 +13036,7 @@
         <w:keepNext/>
       </w:pPr>
       <w:r>
-        <w:t>Get-Content inventory-report.tmp</w:t>
+        <w:t>Get-Content .\typescript\inventory-report.tmp</w:t>
       </w:r>
     </w:p>
     <w:p>
@@ -12570,7 +13045,7 @@
         <w:keepNext/>
       </w:pPr>
       <w:r>
-        <w:t>Remove-Item inventory-report.tmp</w:t>
+        <w:t>Remove-Item .\typescript\inventory-report.tmp</w:t>
       </w:r>
     </w:p>
     <w:p>
@@ -12578,7 +13053,7 @@
         <w:pStyle w:val="CommandBlock"/>
       </w:pPr>
       <w:r>
-        <w:t>Test-Path inventory-report.tmp</w:t>
+        <w:t>Test-Path .\typescript\inventory-report.tmp</w:t>
       </w:r>
     </w:p>
     <w:p>
@@ -12613,7 +13088,7 @@
         <w:keepNext/>
       </w:pPr>
       <w:r>
-        <w:t>echo "my notes" &gt; inventory-report.tmp</w:t>
+        <w:t>echo "my notes" &gt; ./typescript/inventory-report.tmp</w:t>
       </w:r>
     </w:p>
     <w:p>
@@ -12640,7 +13115,7 @@
         <w:keepNext/>
       </w:pPr>
       <w:r>
-        <w:t>cat inventory-report.tmp</w:t>
+        <w:t>cat ./typescript/inventory-report.tmp</w:t>
       </w:r>
     </w:p>
     <w:p>
@@ -12649,7 +13124,7 @@
         <w:keepNext/>
       </w:pPr>
       <w:r>
-        <w:t>rm inventory-report.tmp</w:t>
+        <w:t>rm ./typescript/inventory-report.tmp</w:t>
       </w:r>
     </w:p>
     <w:p>
@@ -12657,7 +13132,7 @@
         <w:pStyle w:val="CommandBlock"/>
       </w:pPr>
       <w:r>
-        <w:t>ls inventory-report.tmp</w:t>
+        <w:t>ls ./typescript/inventory-report.tmp</w:t>
       </w:r>
     </w:p>
     <w:p>
@@ -12683,7 +13158,7 @@
         <w:pStyle w:val="RequiredOutput"/>
       </w:pPr>
       <w:r>
-        <w:t>Error: inventory-report.tmp already exists; nothing was changed</w:t>
+        <w:t>Error: typescript\inventory-report.tmp already exists; nothing was changed</w:t>
       </w:r>
     </w:p>
     <w:p>
@@ -13194,7 +13669,7 @@
         <w:pStyle w:val="ListBullet"/>
       </w:pPr>
       <w:r>
-        <w:t>A clean run ends with exit code 0, and Test-Path inventory-report.tmp prints False afterward.</w:t>
+        <w:t>A clean run ends with exit code 0, and Test-Path with the language's report path, such as .\c\inventory-report.tmp, prints False afterward.</w:t>
       </w:r>
     </w:p>
     <w:p>
@@ -13242,7 +13717,7 @@
         <w:keepNext/>
       </w:pPr>
       <w:r>
-        <w:t>File to delete: inventory-report.tmp, in the lesson-3.6 folder</w:t>
+        <w:t>File to delete: inventory-report.tmp, in each language's own folder</w:t>
       </w:r>
     </w:p>
     <w:p>
@@ -13278,7 +13753,7 @@
         <w:keepNext/>
       </w:pPr>
       <w:r>
-        <w:t>Exercise: delete the report again, then the empty folder archive; both are refused</w:t>
+        <w:t>Exercise: delete the report again, then the empty archive folder; both are refused</w:t>
       </w:r>
     </w:p>
     <w:p>
@@ -13312,7 +13787,7 @@
         <w:keepNext/>
       </w:pPr>
       <w:r>
-        <w:t>Both the Basic and the Production-Minded program show these lines and end with exit code 0. Afterward, inventory-report.tmp does not exist.</w:t>
+        <w:t>Both the Basic and the Production-Minded program show these lines and end with exit code 0. Afterward, the report does not exist. These are the C lines; each language prints its own folder name in place of c.</w:t>
       </w:r>
     </w:p>
     <w:p>
@@ -13326,7 +13801,7 @@
         <w:keepNext/>
       </w:pPr>
       <w:r>
-        <w:t>Created: inventory-report.tmp</w:t>
+        <w:t>Created: c\inventory-report.tmp</w:t>
       </w:r>
     </w:p>
     <w:p>
@@ -13335,7 +13810,7 @@
         <w:keepNext/>
       </w:pPr>
       <w:r>
-        <w:t>inventory-report.tmp exists: yes</w:t>
+        <w:t>c\inventory-report.tmp exists: yes</w:t>
       </w:r>
     </w:p>
     <w:p>
@@ -13344,7 +13819,7 @@
         <w:keepNext/>
       </w:pPr>
       <w:r>
-        <w:t>Deleted: inventory-report.tmp</w:t>
+        <w:t>Deleted: c\inventory-report.tmp</w:t>
       </w:r>
     </w:p>
     <w:p>
@@ -13352,7 +13827,7 @@
         <w:pStyle w:val="RequiredOutput"/>
       </w:pPr>
       <w:r>
-        <w:t>inventory-report.tmp exists: no</w:t>
+        <w:t>c\inventory-report.tmp exists: no</w:t>
       </w:r>
     </w:p>
     <w:p>
@@ -13490,7 +13965,7 @@
     </w:p>
     <w:p>
       <w:r>
-        <w:t>The Mini File Explorer will be asked to delete things it must refuse: a file that is not there, such as a mistyped name or a file deleted a moment ago, and a folder. Prove that delete_file refuses both: change the Production-Minded program so that, right after the last exists: line, it calls delete_file twice more, first on the same path, then on archive, an empty folder in the lesson-3.6 folder.</w:t>
+        <w:t>The Mini File Explorer will be asked to delete things it must refuse: a file that is not there, such as a mistyped name or a file deleted a moment ago, and a folder. Prove that delete_file refuses both: change the Production-Minded program so that, right after the last exists: line, it calls delete_file twice more, first on the same path, then on archive, an empty folder inside the language's own folder, joined the same way as the report's path (.\c\archive for C).</w:t>
       </w:r>
     </w:p>
     <w:p>
@@ -13511,7 +13986,7 @@
         <w:pStyle w:val="ListBullet"/>
       </w:pPr>
       <w:r>
-        <w:t>Print Second delete: followed by the first refusal's message, and Folder delete: followed by the second's, on the normal output. In C, which has no message, write the same words yourself: inventory-report.tmp does not exist; nothing was deleted, and archive is a folder; nothing was deleted.</w:t>
+        <w:t>Print Second delete: followed by the first refusal's message, and Folder delete: followed by the second's, on the normal output. In C, which has no message, print each path yourself, followed by the same words: does not exist; nothing was deleted, and is a folder; nothing was deleted. Join the folder's path with snprintf and SEPARATOR, as main joins the report's.</w:t>
       </w:r>
     </w:p>
     <w:p>
@@ -13519,17 +13994,20 @@
         <w:pStyle w:val="ListBullet"/>
       </w:pPr>
       <w:r>
-        <w:t>Before you run it, make the empty folder with New-Item -ItemType Directory -Force "$HOME\spa\lesson-3.6\archive" (mkdir -p "$HOME/spa/lesson-3.6/archive" on Linux or macOS), and predict the output and the exit code.</w:t>
-      </w:r>
-    </w:p>
-    <w:p>
-      <w:pPr>
-        <w:keepNext/>
-      </w:pPr>
-    </w:p>
-    <w:p>
-      <w:r>
-        <w:t>Run it in each language. The output must match the Required Exercise Output below, and the exit code must be 0: these refusals are the results you expected, so the program handles them and carries on, as the explorer will. Test-Path .\archive must then print True (ls -d ./archive prints ./archive): the folder is still there. When you are done with every language, remove it by name with Remove-Item .\archive (rmdir ./archive), which removes an empty folder and nothing else.</w:t>
+        <w:t>Before you run it, make the empty folder inside the language's folder: for C, New-Item -ItemType Directory -Force "$HOME\spa\lesson-3.6\c\archive" (mkdir -p "$HOME/spa/lesson-3.6/c/archive" on Linux or macOS); for another language, type its folder name in place of c: cpp, csharp, go, python, or typescript. Then predict the output and the exit code.</w:t>
+      </w:r>
+    </w:p>
+    <w:p>
+      <w:pPr>
+        <w:keepNext/>
+      </w:pPr>
+    </w:p>
+    <w:p>
+      <w:r>
+        <w:t>Run it in each language. The output must match the Required Exercise Output below, and the exit code must be 0: these refusals are the results you expected, so the program handles them and carries on, as the explorer will. Test-Path .\c\archive must then print True (ls -d ./c/archive prints ./c/archive), with the language's folder in place of c: the folder is still there. When you are done with a language, remove its folder by name with Remove-Item .\c\archive (rmdir ./c/archive), again with that language's</w:t>
+      </w:r>
+      <w:r>
+        <w:t xml:space="preserve"> folder in place of c, which removes an empty folder and nothing else.</w:t>
       </w:r>
     </w:p>
     <w:p>
@@ -13555,7 +14033,7 @@
         <w:keepNext/>
       </w:pPr>
       <w:r>
-        <w:t>With the second delete and the folder delete added, run with the empty archive folder in the lesson-3.6 folder, and exit code 0:</w:t>
+        <w:t>With the second delete and the folder delete added, run with the empty archive folder in the language's folder, and exit code 0. These are the C lines; each language prints its own folder name in place of c.</w:t>
       </w:r>
     </w:p>
     <w:p>
@@ -13569,7 +14047,7 @@
         <w:keepNext/>
       </w:pPr>
       <w:r>
-        <w:t>Created: inventory-report.tmp</w:t>
+        <w:t>Created: c\inventory-report.tmp</w:t>
       </w:r>
     </w:p>
     <w:p>
@@ -13578,7 +14056,7 @@
         <w:keepNext/>
       </w:pPr>
       <w:r>
-        <w:t>inventory-report.tmp exists: yes</w:t>
+        <w:t>c\inventory-report.tmp exists: yes</w:t>
       </w:r>
     </w:p>
     <w:p>
@@ -13587,7 +14065,7 @@
         <w:keepNext/>
       </w:pPr>
       <w:r>
-        <w:t>Deleted: inventory-report.tmp</w:t>
+        <w:t>Deleted: c\inventory-report.tmp</w:t>
       </w:r>
     </w:p>
     <w:p>
@@ -13596,7 +14074,7 @@
         <w:keepNext/>
       </w:pPr>
       <w:r>
-        <w:t>inventory-report.tmp exists: no</w:t>
+        <w:t>c\inventory-report.tmp exists: no</w:t>
       </w:r>
     </w:p>
     <w:p>
@@ -13605,7 +14083,7 @@
         <w:keepNext/>
       </w:pPr>
       <w:r>
-        <w:t>Second delete: inventory-report.tmp does not exist; nothing was deleted</w:t>
+        <w:t>Second delete: c\inventory-report.tmp does not exist; nothing was deleted</w:t>
       </w:r>
     </w:p>
     <w:p>
@@ -13613,7 +14091,7 @@
         <w:pStyle w:val="RequiredOutput"/>
       </w:pPr>
       <w:r>
-        <w:t>Folder delete: archive is a folder; nothing was deleted</w:t>
+        <w:t>Folder delete: c\archive is a folder; nothing was deleted</w:t>
       </w:r>
     </w:p>
     <w:p>
@@ -13662,7 +14140,7 @@
         <w:pStyle w:val="ListBullet"/>
       </w:pPr>
       <w:r>
-        <w:t>Read inventory-report.tmp with it and check the read the way Lesson 3.2 did. Then print Contents of inventory-report.tmp: and the text exactly as stored.</w:t>
+        <w:t>Read the report with it and check the read the way Lesson 3.2 did. Then print Contents of, followed by the report's path and a colon, and the text exactly as stored.</w:t>
       </w:r>
     </w:p>
     <w:p>
@@ -13680,7 +14158,7 @@
     </w:p>
     <w:p>
       <w:r>
-        <w:t>Run it. The output must match the Required Challenge Output below. With the Exercise as well, the output must match the Required Combined Output after it. Either way, Test-Path inventory-report.tmp must print False afterward.</w:t>
+        <w:t>Run it. The output must match the Required Challenge Output below. With the Exercise as well, the output must match the Required Combined Output after it. Either way, Test-Path with the language's report path, such as .\c\inventory-report.tmp, must print False afterward.</w:t>
       </w:r>
     </w:p>
     <w:p>
@@ -13706,7 +14184,7 @@
         <w:keepNext/>
       </w:pPr>
       <w:r>
-        <w:t>With the report read back before the delete, and exit code 0:</w:t>
+        <w:t>With the report read back before the delete, and exit code 0. These are the C lines; each language prints its own folder name in place of c.</w:t>
       </w:r>
     </w:p>
     <w:p>
@@ -13720,7 +14198,7 @@
         <w:keepNext/>
       </w:pPr>
       <w:r>
-        <w:t>Created: inventory-report.tmp</w:t>
+        <w:t>Created: c\inventory-report.tmp</w:t>
       </w:r>
     </w:p>
     <w:p>
@@ -13729,7 +14207,7 @@
         <w:keepNext/>
       </w:pPr>
       <w:r>
-        <w:t>inventory-report.tmp exists: yes</w:t>
+        <w:t>c\inventory-report.tmp exists: yes</w:t>
       </w:r>
     </w:p>
     <w:p>
@@ -13738,7 +14216,7 @@
         <w:keepNext/>
       </w:pPr>
       <w:r>
-        <w:t>Contents of inventory-report.tmp:</w:t>
+        <w:t>Contents of c\inventory-report.tmp:</w:t>
       </w:r>
     </w:p>
     <w:p>
@@ -13774,7 +14252,7 @@
         <w:keepNext/>
       </w:pPr>
       <w:r>
-        <w:t>Deleted: inventory-report.tmp</w:t>
+        <w:t>Deleted: c\inventory-report.tmp</w:t>
       </w:r>
     </w:p>
     <w:p>
@@ -13782,7 +14260,7 @@
         <w:pStyle w:val="RequiredOutput"/>
       </w:pPr>
       <w:r>
-        <w:t>inventory-report.tmp exists: no</w:t>
+        <w:t>c\inventory-report.tmp exists: no</w:t>
       </w:r>
     </w:p>
     <w:p>
@@ -13808,7 +14286,7 @@
         <w:keepNext/>
       </w:pPr>
       <w:r>
-        <w:t>With both changes, run with the empty archive folder, and exit code 0:</w:t>
+        <w:t>With both changes, run with the empty archive folder, and exit code 0. These are the C lines; each language prints its own folder name in place of c.</w:t>
       </w:r>
     </w:p>
     <w:p>
@@ -13822,7 +14300,7 @@
         <w:keepNext/>
       </w:pPr>
       <w:r>
-        <w:t>Created: inventory-report.tmp</w:t>
+        <w:t>Created: c\inventory-report.tmp</w:t>
       </w:r>
     </w:p>
     <w:p>
@@ -13831,7 +14309,7 @@
         <w:keepNext/>
       </w:pPr>
       <w:r>
-        <w:t>inventory-report.tmp exists: yes</w:t>
+        <w:t>c\inventory-report.tmp exists: yes</w:t>
       </w:r>
     </w:p>
     <w:p>
@@ -13840,7 +14318,7 @@
         <w:keepNext/>
       </w:pPr>
       <w:r>
-        <w:t>Contents of inventory-report.tmp:</w:t>
+        <w:t>Contents of c\inventory-report.tmp:</w:t>
       </w:r>
     </w:p>
     <w:p>
@@ -13876,7 +14354,7 @@
         <w:keepNext/>
       </w:pPr>
       <w:r>
-        <w:t>Deleted: inventory-report.tmp</w:t>
+        <w:t>Deleted: c\inventory-report.tmp</w:t>
       </w:r>
     </w:p>
     <w:p>
@@ -13885,7 +14363,7 @@
         <w:keepNext/>
       </w:pPr>
       <w:r>
-        <w:t>inventory-report.tmp exists: no</w:t>
+        <w:t>c\inventory-report.tmp exists: no</w:t>
       </w:r>
     </w:p>
     <w:p>
@@ -13894,7 +14372,7 @@
         <w:keepNext/>
       </w:pPr>
       <w:r>
-        <w:t>Second delete: inventory-report.tmp does not exist; nothing was deleted</w:t>
+        <w:t>Second delete: c\inventory-report.tmp does not exist; nothing was deleted</w:t>
       </w:r>
     </w:p>
     <w:p>
@@ -13902,7 +14380,7 @@
         <w:pStyle w:val="RequiredOutput"/>
       </w:pPr>
       <w:r>
-        <w:t>Folder delete: archive is a folder; nothing was deleted</w:t>
+        <w:t>Folder delete: c\archive is a folder; nothing was deleted</w:t>
       </w:r>
     </w:p>
     <w:p>
@@ -14198,31 +14676,31 @@
       </w:rPr>
     </w:lvl>
   </w:abstractNum>
-  <w:num w:numId="1" w16cid:durableId="110713794">
+  <w:num w:numId="1" w16cid:durableId="261567467">
     <w:abstractNumId w:val="8"/>
   </w:num>
-  <w:num w:numId="2" w16cid:durableId="2077627081">
+  <w:num w:numId="2" w16cid:durableId="1862548951">
     <w:abstractNumId w:val="6"/>
   </w:num>
-  <w:num w:numId="3" w16cid:durableId="471102031">
+  <w:num w:numId="3" w16cid:durableId="460193995">
     <w:abstractNumId w:val="5"/>
   </w:num>
-  <w:num w:numId="4" w16cid:durableId="686519790">
+  <w:num w:numId="4" w16cid:durableId="1238368715">
     <w:abstractNumId w:val="4"/>
   </w:num>
-  <w:num w:numId="5" w16cid:durableId="539244519">
+  <w:num w:numId="5" w16cid:durableId="1021589616">
     <w:abstractNumId w:val="7"/>
   </w:num>
-  <w:num w:numId="6" w16cid:durableId="1592464764">
+  <w:num w:numId="6" w16cid:durableId="264776334">
     <w:abstractNumId w:val="3"/>
   </w:num>
-  <w:num w:numId="7" w16cid:durableId="1770462114">
+  <w:num w:numId="7" w16cid:durableId="757213147">
     <w:abstractNumId w:val="2"/>
   </w:num>
-  <w:num w:numId="8" w16cid:durableId="733746038">
+  <w:num w:numId="8" w16cid:durableId="1856655750">
     <w:abstractNumId w:val="1"/>
   </w:num>
-  <w:num w:numId="9" w16cid:durableId="1094742166">
+  <w:num w:numId="9" w16cid:durableId="476146198">
     <w:abstractNumId w:val="0"/>
   </w:num>
 </w:numbering>

--- a/Volume 1/Chapter 03 - File Handling/SPA_Vol1_Ch3_Lesson3_6_Delete_File.docx
+++ b/Volume 1/Chapter 03 - File Handling/SPA_Vol1_Ch3_Lesson3_6_Delete_File.docx
@@ -833,7 +833,11 @@
         <w:t>&lt;&lt;&lt;your $env:USERNAME&gt;&gt;&gt;</w:t>
       </w:r>
       <w:r>
-        <w:t>\spa, which PowerShell writes as $HOME\spa. Each folder below is a full path that starts with $HOME\spa, so the commands make the same folders from any folder you are in, and lesson-3.6 sits beside the earlier lessons. Set-Location then moves into the lesson folder, where the rest of the lesson runs.</w:t>
+        <w:t xml:space="preserve">\spa, which PowerShell writes as $HOME\spa. Each folder below is a full path that starts with $HOME\spa, so the commands make the same </w:t>
+      </w:r>
+      <w:r>
+        <w:lastRenderedPageBreak/>
+        <w:t>folders from any folder you are in, and lesson-3.6 sits beside the earlier lessons. Set-Location then moves into the lesson folder, where the rest of the lesson runs.</w:t>
       </w:r>
     </w:p>
     <w:p>
@@ -1200,6 +1204,7 @@
         <w:pStyle w:val="SourceCode"/>
       </w:pPr>
       <w:r>
+        <w:lastRenderedPageBreak/>
         <w:t xml:space="preserve">    ],</w:t>
       </w:r>
     </w:p>
@@ -1503,7 +1508,11 @@
     </w:p>
     <w:p>
       <w:r>
-        <w:t>Start with the most direct version: main refuses to start if its report, .\c\inventory-report.tmp, already exists, creates the report with fopen, fprintf, and fclose, checks that it exists, deletes it with remove, and checks again. Even this Basic version checks fopen's result, because writing through NULL would crash the program. Every step is commented, so read the comments as you type it.</w:t>
+        <w:t xml:space="preserve">Start with the most direct version: main refuses to start if its report, .\c\inventory-report.tmp, already exists, creates the report with fopen, fprintf, and fclose, checks that it exists, deletes it with remove, and checks again. </w:t>
+      </w:r>
+      <w:r>
+        <w:lastRenderedPageBreak/>
+        <w:t>Even this Basic version checks fopen's result, because writing through NULL would crash the program. Every step is commented, so read the comments as you type it.</w:t>
       </w:r>
     </w:p>
     <w:p>
@@ -2631,15 +2640,15 @@
         <w:pStyle w:val="SourceCode"/>
       </w:pPr>
       <w:r>
-        <w:t xml:space="preserve">    // fprintf returns a negative number when the write fails, and fclose</w:t>
-      </w:r>
-    </w:p>
-    <w:p>
-      <w:pPr>
-        <w:pStyle w:val="SourceCode"/>
-      </w:pPr>
-      <w:r>
-        <w:t xml:space="preserve">    // returns nonzero when it cannot finish saving, so both are checked.</w:t>
+        <w:t xml:space="preserve">    // Remember, fprintf returns a negative number, and fclose nonzero, when</w:t>
+      </w:r>
+    </w:p>
+    <w:p>
+      <w:pPr>
+        <w:pStyle w:val="SourceCode"/>
+      </w:pPr>
+      <w:r>
+        <w:t xml:space="preserve">    // writing or saving fails, and "%s" writes the text exactly as given.</w:t>
       </w:r>
     </w:p>
     <w:p>
@@ -4226,15 +4235,15 @@
         <w:pStyle w:val="SourceCode"/>
       </w:pPr>
       <w:r>
-        <w:t xml:space="preserve">    // something and false when nothing was there; this Basic version</w:t>
-      </w:r>
-    </w:p>
-    <w:p>
-      <w:pPr>
-        <w:pStyle w:val="SourceCode"/>
-      </w:pPr>
-      <w:r>
-        <w:t xml:space="preserve">    // trusts it, and the Production-Minded version checks.</w:t>
+        <w:t xml:space="preserve">    // something, false when nothing was there, and throws an exception</w:t>
+      </w:r>
+    </w:p>
+    <w:p>
+      <w:pPr>
+        <w:pStyle w:val="SourceCode"/>
+      </w:pPr>
+      <w:r>
+        <w:t xml:space="preserve">    // when it fails; this Basic version does not check or catch any of it.</w:t>
       </w:r>
     </w:p>
     <w:p>
@@ -4898,15 +4907,15 @@
         <w:pStyle w:val="SourceCode"/>
       </w:pPr>
       <w:r>
-        <w:t>// file open, std::filesystem::remove throws its own exception, which</w:t>
-      </w:r>
-    </w:p>
-    <w:p>
-      <w:pPr>
-        <w:pStyle w:val="SourceCode"/>
-      </w:pPr>
-      <w:r>
-        <w:t>// names the reason.</w:t>
+        <w:t>// file open, remove throws a std::filesystem::filesystem_error. It is a</w:t>
+      </w:r>
+    </w:p>
+    <w:p>
+      <w:pPr>
+        <w:pStyle w:val="SourceCode"/>
+      </w:pPr>
+      <w:r>
+        <w:t>// kind of std::exception, so main's catch prints its message, the reason.</w:t>
       </w:r>
     </w:p>
     <w:p>
@@ -8004,23 +8013,23 @@
         <w:pStyle w:val="SourceCode"/>
       </w:pPr>
       <w:r>
-        <w:t xml:space="preserve">    // program stops before changing anything. Remember, os.Stat's error is</w:t>
-      </w:r>
-    </w:p>
-    <w:p>
-      <w:pPr>
-        <w:pStyle w:val="SourceCode"/>
-      </w:pPr>
-      <w:r>
-        <w:t xml:space="preserve">    // nil when the path exists; os.Stderr is for errors only, and</w:t>
-      </w:r>
-    </w:p>
-    <w:p>
-      <w:pPr>
-        <w:pStyle w:val="SourceCode"/>
-      </w:pPr>
-      <w:r>
-        <w:t xml:space="preserve">    // os.Exit(1) reports the failure.</w:t>
+        <w:t xml:space="preserve">    // program stops before changing anything. Remember, _ throws away the</w:t>
+      </w:r>
+    </w:p>
+    <w:p>
+      <w:pPr>
+        <w:pStyle w:val="SourceCode"/>
+      </w:pPr>
+      <w:r>
+        <w:t xml:space="preserve">    // details os.Stat returns, its error is nil when the path exists,</w:t>
+      </w:r>
+    </w:p>
+    <w:p>
+      <w:pPr>
+        <w:pStyle w:val="SourceCode"/>
+      </w:pPr>
+      <w:r>
+        <w:t xml:space="preserve">    // os.Stderr is for errors only, and os.Exit(1) reports the failure.</w:t>
       </w:r>
     </w:p>
     <w:p>
@@ -8105,23 +8114,23 @@
         <w:pStyle w:val="SourceCode"/>
       </w:pPr>
       <w:r>
-        <w:t xml:space="preserve">    // Generate the temporary report. Remember, os.WriteFile creates the</w:t>
-      </w:r>
-    </w:p>
-    <w:p>
-      <w:pPr>
-        <w:pStyle w:val="SourceCode"/>
-      </w:pPr>
-      <w:r>
-        <w:t xml:space="preserve">    // file, writes the bytes, and closes it in one call; 0644 lets</w:t>
-      </w:r>
-    </w:p>
-    <w:p>
-      <w:pPr>
-        <w:pStyle w:val="SourceCode"/>
-      </w:pPr>
-      <w:r>
-        <w:t xml:space="preserve">    // everyone read the file on Linux and macOS.</w:t>
+        <w:t xml:space="preserve">    // Generate the temporary report. Remember, os.WriteFile creates,</w:t>
+      </w:r>
+    </w:p>
+    <w:p>
+      <w:pPr>
+        <w:pStyle w:val="SourceCode"/>
+      </w:pPr>
+      <w:r>
+        <w:t xml:space="preserve">    // writes, and closes in one call, 0644 lets everyone read the file on</w:t>
+      </w:r>
+    </w:p>
+    <w:p>
+      <w:pPr>
+        <w:pStyle w:val="SourceCode"/>
+      </w:pPr>
+      <w:r>
+        <w:t xml:space="preserve">    // Linux and macOS, and this Basic version ignores its error value.</w:t>
       </w:r>
     </w:p>
     <w:p>
@@ -9953,23 +9962,23 @@
         <w:pStyle w:val="SourceCode"/>
       </w:pPr>
       <w:r>
-        <w:t xml:space="preserve">    # Generate the temporary report. Remember, write_text creates the</w:t>
-      </w:r>
-    </w:p>
-    <w:p>
-      <w:pPr>
-        <w:pStyle w:val="SourceCode"/>
-      </w:pPr>
-      <w:r>
-        <w:t xml:space="preserve">    # file, writes the text, and closes it in one call, and newline="\n"</w:t>
-      </w:r>
-    </w:p>
-    <w:p>
-      <w:pPr>
-        <w:pStyle w:val="SourceCode"/>
-      </w:pPr>
-      <w:r>
-        <w:t xml:space="preserve">    # keeps "\n" as one byte on Windows.</w:t>
+        <w:t xml:space="preserve">    # Generate the temporary report. Remember, write_text creates, writes,</w:t>
+      </w:r>
+    </w:p>
+    <w:p>
+      <w:pPr>
+        <w:pStyle w:val="SourceCode"/>
+      </w:pPr>
+      <w:r>
+        <w:t xml:space="preserve">    # and closes in one call, encoding="utf-8" says how the text becomes</w:t>
+      </w:r>
+    </w:p>
+    <w:p>
+      <w:pPr>
+        <w:pStyle w:val="SourceCode"/>
+      </w:pPr>
+      <w:r>
+        <w:t xml:space="preserve">    # bytes, and newline="\n" keeps "\n" as one byte on Windows.</w:t>
       </w:r>
     </w:p>
     <w:p>
@@ -11680,15 +11689,15 @@
         <w:pStyle w:val="SourceCode"/>
       </w:pPr>
       <w:r>
-        <w:t xml:space="preserve">    // Generate the temporary report. Remember, writeFileSync creates the</w:t>
-      </w:r>
-    </w:p>
-    <w:p>
-      <w:pPr>
-        <w:pStyle w:val="SourceCode"/>
-      </w:pPr>
-      <w:r>
-        <w:t xml:space="preserve">    // file, writes the text, and closes it in one call.</w:t>
+        <w:t xml:space="preserve">    // Generate the temporary report. Remember, writeFileSync creates,</w:t>
+      </w:r>
+    </w:p>
+    <w:p>
+      <w:pPr>
+        <w:pStyle w:val="SourceCode"/>
+      </w:pPr>
+      <w:r>
+        <w:t xml:space="preserve">    // writes, and closes in one call; "utf-8" says how text becomes bytes.</w:t>
       </w:r>
     </w:p>
     <w:p>
@@ -14676,31 +14685,31 @@
       </w:rPr>
     </w:lvl>
   </w:abstractNum>
-  <w:num w:numId="1" w16cid:durableId="261567467">
+  <w:num w:numId="1" w16cid:durableId="1365867701">
     <w:abstractNumId w:val="8"/>
   </w:num>
-  <w:num w:numId="2" w16cid:durableId="1862548951">
+  <w:num w:numId="2" w16cid:durableId="737167121">
     <w:abstractNumId w:val="6"/>
   </w:num>
-  <w:num w:numId="3" w16cid:durableId="460193995">
+  <w:num w:numId="3" w16cid:durableId="861361248">
     <w:abstractNumId w:val="5"/>
   </w:num>
-  <w:num w:numId="4" w16cid:durableId="1238368715">
+  <w:num w:numId="4" w16cid:durableId="1177619712">
     <w:abstractNumId w:val="4"/>
   </w:num>
-  <w:num w:numId="5" w16cid:durableId="1021589616">
+  <w:num w:numId="5" w16cid:durableId="1481119608">
     <w:abstractNumId w:val="7"/>
   </w:num>
-  <w:num w:numId="6" w16cid:durableId="264776334">
+  <w:num w:numId="6" w16cid:durableId="76556904">
     <w:abstractNumId w:val="3"/>
   </w:num>
-  <w:num w:numId="7" w16cid:durableId="757213147">
+  <w:num w:numId="7" w16cid:durableId="487523894">
     <w:abstractNumId w:val="2"/>
   </w:num>
-  <w:num w:numId="8" w16cid:durableId="1856655750">
+  <w:num w:numId="8" w16cid:durableId="1538812063">
     <w:abstractNumId w:val="1"/>
   </w:num>
-  <w:num w:numId="9" w16cid:durableId="476146198">
+  <w:num w:numId="9" w16cid:durableId="1739085928">
     <w:abstractNumId w:val="0"/>
   </w:num>
 </w:numbering>
